--- a/doc/2.Document Annexe/PV/PV_18_08_2025_2510_RegulationChauffage_Mendes.docx
+++ b/doc/2.Document Annexe/PV/PV_18_08_2025_2510_RegulationChauffage_Mendes.docx
@@ -81,11 +81,9 @@
       <w:r>
         <w:t xml:space="preserve">2510 - </w:t>
       </w:r>
-      <w:proofErr w:type="spellStart"/>
-      <w:r>
-        <w:t>Regulation</w:t>
-      </w:r>
-      <w:proofErr w:type="spellEnd"/>
+      <w:r>
+        <w:t>Régulation</w:t>
+      </w:r>
       <w:r>
         <w:t xml:space="preserve"> Chauffage</w:t>
       </w:r>
@@ -246,6 +244,13 @@
         </w:rPr>
         <w:t xml:space="preserve"> de la consigne et cahier des charges</w:t>
       </w:r>
+      <w:r>
+        <w:rPr>
+          <w:rFonts w:ascii="Helvetica" w:hAnsi="Helvetica"/>
+          <w:sz w:val="22"/>
+        </w:rPr>
+        <w:t>.</w:t>
+      </w:r>
     </w:p>
     <w:p>
       <w:pPr>
@@ -277,6 +282,13 @@
         <w:t>M.Graf</w:t>
       </w:r>
       <w:proofErr w:type="spellEnd"/>
+      <w:r>
+        <w:rPr>
+          <w:rFonts w:ascii="Helvetica" w:hAnsi="Helvetica"/>
+          <w:sz w:val="22"/>
+        </w:rPr>
+        <w:t>.</w:t>
+      </w:r>
     </w:p>
     <w:p>
       <w:pPr>
@@ -311,7 +323,7 @@
           <w:rFonts w:ascii="Helvetica" w:hAnsi="Helvetica"/>
           <w:sz w:val="22"/>
         </w:rPr>
-        <w:t xml:space="preserve"> </w:t>
+        <w:t>.</w:t>
       </w:r>
     </w:p>
     <w:p>
@@ -524,28 +536,37 @@
           <w:rFonts w:ascii="Helvetica" w:hAnsi="Helvetica"/>
           <w:sz w:val="22"/>
         </w:rPr>
-        <w:t xml:space="preserve">Comment fonctionne l’API Oblo ? </w:t>
-      </w:r>
-    </w:p>
-    <w:p>
-      <w:pPr>
-        <w:pStyle w:val="Paragraphedeliste1"/>
-        <w:numPr>
-          <w:ilvl w:val="0"/>
-          <w:numId w:val="7"/>
-        </w:numPr>
-        <w:jc w:val="left"/>
-        <w:rPr>
-          <w:rFonts w:ascii="Helvetica" w:hAnsi="Helvetica"/>
-          <w:sz w:val="22"/>
-        </w:rPr>
-      </w:pPr>
-      <w:r>
-        <w:rPr>
-          <w:rFonts w:ascii="Helvetica" w:hAnsi="Helvetica"/>
-          <w:sz w:val="22"/>
-        </w:rPr>
-        <w:t>Questionnement sur le financement des composants entre l’entreprise et l’écoles</w:t>
+        <w:t xml:space="preserve">Questionnement </w:t>
+      </w:r>
+      <w:r>
+        <w:rPr>
+          <w:rFonts w:ascii="Helvetica" w:hAnsi="Helvetica"/>
+          <w:sz w:val="22"/>
+        </w:rPr>
+        <w:t xml:space="preserve">de </w:t>
+      </w:r>
+      <w:proofErr w:type="spellStart"/>
+      <w:r>
+        <w:rPr>
+          <w:rFonts w:ascii="Helvetica" w:hAnsi="Helvetica"/>
+          <w:sz w:val="22"/>
+        </w:rPr>
+        <w:t>M.Bovet</w:t>
+      </w:r>
+      <w:proofErr w:type="spellEnd"/>
+      <w:r>
+        <w:rPr>
+          <w:rFonts w:ascii="Helvetica" w:hAnsi="Helvetica"/>
+          <w:sz w:val="22"/>
+        </w:rPr>
+        <w:t xml:space="preserve"> </w:t>
+      </w:r>
+      <w:r>
+        <w:rPr>
+          <w:rFonts w:ascii="Helvetica" w:hAnsi="Helvetica"/>
+          <w:sz w:val="22"/>
+        </w:rPr>
+        <w:t>sur le financement des composants entre l’entreprise et l’écoles</w:t>
       </w:r>
     </w:p>
     <w:p>
@@ -800,7 +821,21 @@
           <w:rFonts w:ascii="Helvetica" w:hAnsi="Helvetica"/>
           <w:sz w:val="22"/>
         </w:rPr>
-        <w:t>Fin de la schématique vendredi 22.08.2025</w:t>
+        <w:t xml:space="preserve">Fin de la schématique </w:t>
+      </w:r>
+      <w:r>
+        <w:rPr>
+          <w:rFonts w:ascii="Helvetica" w:hAnsi="Helvetica"/>
+          <w:sz w:val="22"/>
+        </w:rPr>
+        <w:t xml:space="preserve">pour le </w:t>
+      </w:r>
+      <w:r>
+        <w:rPr>
+          <w:rFonts w:ascii="Helvetica" w:hAnsi="Helvetica"/>
+          <w:sz w:val="22"/>
+        </w:rPr>
+        <w:t>vendredi 22.08.2025</w:t>
       </w:r>
     </w:p>
     <w:p>
@@ -821,7 +856,21 @@
           <w:rFonts w:ascii="Helvetica" w:hAnsi="Helvetica"/>
           <w:sz w:val="22"/>
         </w:rPr>
-        <w:t>Revue de la schématique Lundi 22.08.2025</w:t>
+        <w:t xml:space="preserve">Revue de la schématique </w:t>
+      </w:r>
+      <w:r>
+        <w:rPr>
+          <w:rFonts w:ascii="Helvetica" w:hAnsi="Helvetica"/>
+          <w:sz w:val="22"/>
+        </w:rPr>
+        <w:t>le l</w:t>
+      </w:r>
+      <w:r>
+        <w:rPr>
+          <w:rFonts w:ascii="Helvetica" w:hAnsi="Helvetica"/>
+          <w:sz w:val="22"/>
+        </w:rPr>
+        <w:t>undi 22.08.2025</w:t>
       </w:r>
     </w:p>
     <w:p>
@@ -842,7 +891,21 @@
           <w:rFonts w:ascii="Helvetica" w:hAnsi="Helvetica"/>
           <w:sz w:val="22"/>
         </w:rPr>
-        <w:t>Finalisation du PCB vendredi 29.08.2025</w:t>
+        <w:t xml:space="preserve">Finalisation du PCB </w:t>
+      </w:r>
+      <w:r>
+        <w:rPr>
+          <w:rFonts w:ascii="Helvetica" w:hAnsi="Helvetica"/>
+          <w:sz w:val="22"/>
+        </w:rPr>
+        <w:t xml:space="preserve">le </w:t>
+      </w:r>
+      <w:r>
+        <w:rPr>
+          <w:rFonts w:ascii="Helvetica" w:hAnsi="Helvetica"/>
+          <w:sz w:val="22"/>
+        </w:rPr>
+        <w:t>vendredi 29.08.2025</w:t>
       </w:r>
     </w:p>
     <w:p>
@@ -893,7 +956,35 @@
           <w:rFonts w:ascii="Helvetica" w:hAnsi="Helvetica"/>
           <w:sz w:val="22"/>
         </w:rPr>
-        <w:t xml:space="preserve">22.08.2025, ???, ??? – Suivit projets. </w:t>
+        <w:t>22.08.2025, </w:t>
+      </w:r>
+      <w:r>
+        <w:rPr>
+          <w:rFonts w:ascii="Helvetica" w:hAnsi="Helvetica"/>
+          <w:sz w:val="22"/>
+        </w:rPr>
+        <w:t>16h30</w:t>
+      </w:r>
+      <w:r>
+        <w:rPr>
+          <w:rFonts w:ascii="Helvetica" w:hAnsi="Helvetica"/>
+          <w:sz w:val="22"/>
+        </w:rPr>
+        <w:t>, </w:t>
+      </w:r>
+      <w:r>
+        <w:rPr>
+          <w:rFonts w:ascii="Helvetica" w:hAnsi="Helvetica"/>
+          <w:sz w:val="22"/>
+        </w:rPr>
+        <w:t xml:space="preserve">Visioconférence </w:t>
+      </w:r>
+      <w:r>
+        <w:rPr>
+          <w:rFonts w:ascii="Helvetica" w:hAnsi="Helvetica"/>
+          <w:sz w:val="22"/>
+        </w:rPr>
+        <w:t xml:space="preserve">– Suivit projets. </w:t>
       </w:r>
     </w:p>
     <w:p>
@@ -1296,7 +1387,7 @@
         <w:rFonts w:ascii="Helvetica" w:hAnsi="Helvetica"/>
         <w:sz w:val="20"/>
       </w:rPr>
-      <w:t>Document1</w:t>
+      <w:t>PV_18_08_2025_2510_RegulationChauffage_Mendes.docx</w:t>
     </w:r>
     <w:r>
       <w:rPr>
@@ -1338,7 +1429,7 @@
         <w:rFonts w:ascii="Helvetica" w:hAnsi="Helvetica"/>
         <w:sz w:val="20"/>
       </w:rPr>
-      <w:t>18.08.2025</w:t>
+      <w:t>19.08.2025</w:t>
     </w:r>
     <w:r>
       <w:rPr>
@@ -1665,7 +1756,7 @@
         <w:rFonts w:ascii="Helvetica" w:hAnsi="Helvetica"/>
         <w:color w:val="595959" w:themeColor="text1" w:themeTint="A6"/>
       </w:rPr>
-      <w:t>Document1</w:t>
+      <w:t>PV_18_08_2025_2510_RegulationChauffage_Mendes.docx</w:t>
     </w:r>
     <w:r>
       <w:rPr>
@@ -4258,6 +4349,10 @@
 </file>
 
 <file path=customXml/item1.xml><?xml version="1.0" encoding="utf-8"?>
+<b:Sources xmlns:b="http://schemas.openxmlformats.org/officeDocument/2006/bibliography" xmlns="http://schemas.openxmlformats.org/officeDocument/2006/bibliography" SelectedStyle="\APA.XSL" StyleName="APA"/>
+</file>
+
+<file path=customXml/item2.xml><?xml version="1.0" encoding="utf-8"?>
 <p:properties xmlns:p="http://schemas.microsoft.com/office/2006/metadata/properties" xmlns:xsi="http://www.w3.org/2001/XMLSchema-instance" xmlns:pc="http://schemas.microsoft.com/office/infopath/2007/PartnerControls">
   <documentManagement>
     <TaxCatchAll xmlns="f7d9f5a6-831d-4621-8c77-cbcaf993e406" xsi:nil="true"/>
@@ -4268,20 +4363,7 @@
 </p:properties>
 </file>
 
-<file path=customXml/item2.xml><?xml version="1.0" encoding="utf-8"?>
-<b:Sources xmlns:b="http://schemas.openxmlformats.org/officeDocument/2006/bibliography" xmlns="http://schemas.openxmlformats.org/officeDocument/2006/bibliography" SelectedStyle="\APA.XSL" StyleName="APA"/>
-</file>
-
 <file path=customXml/item3.xml><?xml version="1.0" encoding="utf-8"?>
-<?mso-contentType ?>
-<FormTemplates xmlns="http://schemas.microsoft.com/sharepoint/v3/contenttype/forms">
-  <Display>DocumentLibraryForm</Display>
-  <Edit>DocumentLibraryForm</Edit>
-  <New>DocumentLibraryForm</New>
-</FormTemplates>
-</file>
-
-<file path=customXml/item4.xml><?xml version="1.0" encoding="utf-8"?>
 <ct:contentTypeSchema xmlns:ct="http://schemas.microsoft.com/office/2006/metadata/contentType" xmlns:ma="http://schemas.microsoft.com/office/2006/metadata/properties/metaAttributes" ct:_="" ma:_="" ma:contentTypeName="Document" ma:contentTypeID="0x010100B0BC76B2D102614AB68281AB1B3655C7" ma:contentTypeVersion="18" ma:contentTypeDescription="Crée un document." ma:contentTypeScope="" ma:versionID="a5ba1717af84e34c0a7143409c151512">
   <xsd:schema xmlns:xsd="http://www.w3.org/2001/XMLSchema" xmlns:xs="http://www.w3.org/2001/XMLSchema" xmlns:p="http://schemas.microsoft.com/office/2006/metadata/properties" xmlns:ns2="855f036e-00a9-480e-8309-7c710e134e0a" xmlns:ns3="f7d9f5a6-831d-4621-8c77-cbcaf993e406" targetNamespace="http://schemas.microsoft.com/office/2006/metadata/properties" ma:root="true" ma:fieldsID="952f49621ca0688a3265094fe61dcb0c" ns2:_="" ns3:_="">
     <xsd:import namespace="855f036e-00a9-480e-8309-7c710e134e0a"/>
@@ -4536,7 +4618,24 @@
 </ct:contentTypeSchema>
 </file>
 
+<file path=customXml/item4.xml><?xml version="1.0" encoding="utf-8"?>
+<?mso-contentType ?>
+<FormTemplates xmlns="http://schemas.microsoft.com/sharepoint/v3/contenttype/forms">
+  <Display>DocumentLibraryForm</Display>
+  <Edit>DocumentLibraryForm</Edit>
+  <New>DocumentLibraryForm</New>
+</FormTemplates>
+</file>
+
 <file path=customXml/itemProps1.xml><?xml version="1.0" encoding="utf-8"?>
+<ds:datastoreItem xmlns:ds="http://schemas.openxmlformats.org/officeDocument/2006/customXml" ds:itemID="{291CC5BD-35A6-41A9-B261-BC636867E62C}">
+  <ds:schemaRefs>
+    <ds:schemaRef ds:uri="http://schemas.openxmlformats.org/officeDocument/2006/bibliography"/>
+  </ds:schemaRefs>
+</ds:datastoreItem>
+</file>
+
+<file path=customXml/itemProps2.xml><?xml version="1.0" encoding="utf-8"?>
 <ds:datastoreItem xmlns:ds="http://schemas.openxmlformats.org/officeDocument/2006/customXml" ds:itemID="{F8681EE4-451D-4DD6-810D-0A09C9094768}">
   <ds:schemaRefs>
     <ds:schemaRef ds:uri="http://schemas.microsoft.com/office/2006/metadata/properties"/>
@@ -4547,23 +4646,7 @@
 </ds:datastoreItem>
 </file>
 
-<file path=customXml/itemProps2.xml><?xml version="1.0" encoding="utf-8"?>
-<ds:datastoreItem xmlns:ds="http://schemas.openxmlformats.org/officeDocument/2006/customXml" ds:itemID="{291CC5BD-35A6-41A9-B261-BC636867E62C}">
-  <ds:schemaRefs>
-    <ds:schemaRef ds:uri="http://schemas.openxmlformats.org/officeDocument/2006/bibliography"/>
-  </ds:schemaRefs>
-</ds:datastoreItem>
-</file>
-
 <file path=customXml/itemProps3.xml><?xml version="1.0" encoding="utf-8"?>
-<ds:datastoreItem xmlns:ds="http://schemas.openxmlformats.org/officeDocument/2006/customXml" ds:itemID="{631FEB60-E730-4A14-9F50-5235805E0623}">
-  <ds:schemaRefs>
-    <ds:schemaRef ds:uri="http://schemas.microsoft.com/sharepoint/v3/contenttype/forms"/>
-  </ds:schemaRefs>
-</ds:datastoreItem>
-</file>
-
-<file path=customXml/itemProps4.xml><?xml version="1.0" encoding="utf-8"?>
 <ds:datastoreItem xmlns:ds="http://schemas.openxmlformats.org/officeDocument/2006/customXml" ds:itemID="{95F33295-DF49-4D67-A3FF-035C0D3248EC}">
   <ds:schemaRefs>
     <ds:schemaRef ds:uri="http://schemas.microsoft.com/office/2006/metadata/contentType"/>
@@ -4580,4 +4663,12 @@
     <ds:schemaRef ds:uri="http://schemas.microsoft.com/internal/obd"/>
   </ds:schemaRefs>
 </ds:datastoreItem>
+</file>
+
+<file path=customXml/itemProps4.xml><?xml version="1.0" encoding="utf-8"?>
+<ds:datastoreItem xmlns:ds="http://schemas.openxmlformats.org/officeDocument/2006/customXml" ds:itemID="{631FEB60-E730-4A14-9F50-5235805E0623}">
+  <ds:schemaRefs>
+    <ds:schemaRef ds:uri="http://schemas.microsoft.com/sharepoint/v3/contenttype/forms"/>
+  </ds:schemaRefs>
+</ds:datastoreItem>
 </file>
--- a/doc/2.Document Annexe/PV/PV_18_08_2025_2510_RegulationChauffage_Mendes.docx
+++ b/doc/2.Document Annexe/PV/PV_18_08_2025_2510_RegulationChauffage_Mendes.docx
@@ -1,6 +1,6 @@
 
 <file path=word/document.xml><?xml version="1.0" encoding="utf-8"?>
-<w:document xmlns:wpc="http://schemas.microsoft.com/office/word/2010/wordprocessingCanvas" xmlns:cx="http://schemas.microsoft.com/office/drawing/2014/chartex" xmlns:cx1="http://schemas.microsoft.com/office/drawing/2015/9/8/chartex" xmlns:cx2="http://schemas.microsoft.com/office/drawing/2015/10/21/chartex" xmlns:cx3="http://schemas.microsoft.com/office/drawing/2016/5/9/chartex" xmlns:cx4="http://schemas.microsoft.com/office/drawing/2016/5/10/chartex" xmlns:cx5="http://schemas.microsoft.com/office/drawing/2016/5/11/chartex" xmlns:cx6="http://schemas.microsoft.com/office/drawing/2016/5/12/chartex" xmlns:cx7="http://schemas.microsoft.com/office/drawing/2016/5/13/chartex" xmlns:cx8="http://schemas.microsoft.com/office/drawing/2016/5/14/chartex" xmlns:mc="http://schemas.openxmlformats.org/markup-compatibility/2006" xmlns:aink="http://schemas.microsoft.com/office/drawing/2016/ink" xmlns:am3d="http://schemas.microsoft.com/office/drawing/2017/model3d" xmlns:o="urn:schemas-microsoft-com:office:office" xmlns:r="http://schemas.openxmlformats.org/officeDocument/2006/relationships" xmlns:m="http://schemas.openxmlformats.org/officeDocument/2006/math" xmlns:v="urn:schemas-microsoft-com:vml" xmlns:wp14="http://schemas.microsoft.com/office/word/2010/wordprocessingDrawing" xmlns:wp="http://schemas.openxmlformats.org/drawingml/2006/wordprocessingDrawing" xmlns:w10="urn:schemas-microsoft-com:office:word" xmlns:w="http://schemas.openxmlformats.org/wordprocessingml/2006/main" xmlns:w14="http://schemas.microsoft.com/office/word/2010/wordml" xmlns:w15="http://schemas.microsoft.com/office/word/2012/wordml" xmlns:w16cex="http://schemas.microsoft.com/office/word/2018/wordml/cex" xmlns:w16cid="http://schemas.microsoft.com/office/word/2016/wordml/cid" xmlns:w16="http://schemas.microsoft.com/office/word/2018/wordml" xmlns:w16se="http://schemas.microsoft.com/office/word/2015/wordml/symex" xmlns:wpg="http://schemas.microsoft.com/office/word/2010/wordprocessingGroup" xmlns:wpi="http://schemas.microsoft.com/office/word/2010/wordprocessingInk" xmlns:wne="http://schemas.microsoft.com/office/word/2006/wordml" xmlns:wps="http://schemas.microsoft.com/office/word/2010/wordprocessingShape" mc:Ignorable="w14 w15 w16se w16cid w16 w16cex wp14">
+<w:document xmlns:wpc="http://schemas.microsoft.com/office/word/2010/wordprocessingCanvas" xmlns:cx="http://schemas.microsoft.com/office/drawing/2014/chartex" xmlns:cx1="http://schemas.microsoft.com/office/drawing/2015/9/8/chartex" xmlns:cx2="http://schemas.microsoft.com/office/drawing/2015/10/21/chartex" xmlns:cx3="http://schemas.microsoft.com/office/drawing/2016/5/9/chartex" xmlns:cx4="http://schemas.microsoft.com/office/drawing/2016/5/10/chartex" xmlns:cx5="http://schemas.microsoft.com/office/drawing/2016/5/11/chartex" xmlns:cx6="http://schemas.microsoft.com/office/drawing/2016/5/12/chartex" xmlns:cx7="http://schemas.microsoft.com/office/drawing/2016/5/13/chartex" xmlns:cx8="http://schemas.microsoft.com/office/drawing/2016/5/14/chartex" xmlns:mc="http://schemas.openxmlformats.org/markup-compatibility/2006" xmlns:aink="http://schemas.microsoft.com/office/drawing/2016/ink" xmlns:am3d="http://schemas.microsoft.com/office/drawing/2017/model3d" xmlns:o="urn:schemas-microsoft-com:office:office" xmlns:oel="http://schemas.microsoft.com/office/2019/extlst" xmlns:r="http://schemas.openxmlformats.org/officeDocument/2006/relationships" xmlns:m="http://schemas.openxmlformats.org/officeDocument/2006/math" xmlns:v="urn:schemas-microsoft-com:vml" xmlns:wp14="http://schemas.microsoft.com/office/word/2010/wordprocessingDrawing" xmlns:wp="http://schemas.openxmlformats.org/drawingml/2006/wordprocessingDrawing" xmlns:w10="urn:schemas-microsoft-com:office:word" xmlns:w="http://schemas.openxmlformats.org/wordprocessingml/2006/main" xmlns:w14="http://schemas.microsoft.com/office/word/2010/wordml" xmlns:w15="http://schemas.microsoft.com/office/word/2012/wordml" xmlns:w16cex="http://schemas.microsoft.com/office/word/2018/wordml/cex" xmlns:w16cid="http://schemas.microsoft.com/office/word/2016/wordml/cid" xmlns:w16="http://schemas.microsoft.com/office/word/2018/wordml" xmlns:w16du="http://schemas.microsoft.com/office/word/2023/wordml/word16du" xmlns:w16sdtdh="http://schemas.microsoft.com/office/word/2020/wordml/sdtdatahash" xmlns:w16sdtfl="http://schemas.microsoft.com/office/word/2024/wordml/sdtformatlock" xmlns:w16se="http://schemas.microsoft.com/office/word/2015/wordml/symex" xmlns:wpg="http://schemas.microsoft.com/office/word/2010/wordprocessingGroup" xmlns:wpi="http://schemas.microsoft.com/office/word/2010/wordprocessingInk" xmlns:wne="http://schemas.microsoft.com/office/word/2006/wordml" xmlns:wps="http://schemas.microsoft.com/office/word/2010/wordprocessingShape" mc:Ignorable="w14 w15 w16se w16cid w16 w16cex w16sdtdh w16sdtfl w16du wp14">
   <w:body>
     <w:p>
       <w:pPr>
@@ -124,7 +124,21 @@
           <w:rFonts w:ascii="Helvetica" w:hAnsi="Helvetica"/>
           <w:sz w:val="22"/>
         </w:rPr>
-        <w:t xml:space="preserve">M. Philippe Bovet </w:t>
+        <w:t>M. Philippe Bove</w:t>
+      </w:r>
+      <w:r>
+        <w:rPr>
+          <w:rFonts w:ascii="Helvetica" w:hAnsi="Helvetica"/>
+          <w:sz w:val="22"/>
+        </w:rPr>
+        <w:t>y</w:t>
+      </w:r>
+      <w:r>
+        <w:rPr>
+          <w:rFonts w:ascii="Helvetica" w:hAnsi="Helvetica"/>
+          <w:sz w:val="22"/>
+        </w:rPr>
+        <w:t xml:space="preserve"> </w:t>
       </w:r>
     </w:p>
     <w:p>
@@ -316,7 +330,7 @@
           <w:rFonts w:ascii="Helvetica" w:hAnsi="Helvetica"/>
           <w:sz w:val="22"/>
         </w:rPr>
-        <w:t>planning prédéfinis</w:t>
+        <w:t>planning prédéfini</w:t>
       </w:r>
       <w:r>
         <w:rPr>
@@ -372,50 +386,35 @@
     <w:p>
       <w:pPr>
         <w:pStyle w:val="Paragraphedeliste1"/>
-        <w:numPr>
-          <w:ilvl w:val="0"/>
-          <w:numId w:val="7"/>
-        </w:numPr>
-        <w:jc w:val="left"/>
-        <w:rPr>
-          <w:rFonts w:ascii="Helvetica" w:hAnsi="Helvetica"/>
-          <w:sz w:val="22"/>
-        </w:rPr>
-      </w:pPr>
-      <w:r>
-        <w:rPr>
-          <w:rFonts w:ascii="Helvetica" w:hAnsi="Helvetica"/>
-          <w:sz w:val="22"/>
-        </w:rPr>
-        <w:t xml:space="preserve">Choix du processeur ? Raspberry CM5 obligatoire ? </w:t>
+        <w:ind w:left="284"/>
+        <w:rPr>
+          <w:rFonts w:ascii="Helvetica" w:hAnsi="Helvetica"/>
+          <w:sz w:val="22"/>
+        </w:rPr>
+      </w:pPr>
+      <w:r>
+        <w:rPr>
+          <w:rFonts w:ascii="Helvetica" w:hAnsi="Helvetica"/>
+          <w:sz w:val="22"/>
+        </w:rPr>
+        <w:t>1. Choix du processeur ? Raspberry CM5 obligatoire ?</w:t>
       </w:r>
     </w:p>
     <w:p>
       <w:pPr>
         <w:pStyle w:val="Paragraphedeliste1"/>
-        <w:numPr>
-          <w:ilvl w:val="0"/>
-          <w:numId w:val="7"/>
-        </w:numPr>
-        <w:jc w:val="left"/>
-        <w:rPr>
-          <w:rFonts w:ascii="Helvetica" w:hAnsi="Helvetica"/>
-          <w:sz w:val="22"/>
-        </w:rPr>
-      </w:pPr>
-      <w:r>
-        <w:rPr>
-          <w:rFonts w:ascii="Helvetica" w:hAnsi="Helvetica"/>
-          <w:sz w:val="22"/>
-        </w:rPr>
-        <w:t xml:space="preserve">A quoi correspond l’équation </w:t>
-      </w:r>
-      <w:r>
-        <w:rPr>
-          <w:rFonts w:ascii="Helvetica" w:hAnsi="Helvetica"/>
-          <w:sz w:val="22"/>
-        </w:rPr>
-        <w:t>dite « </w:t>
+        <w:ind w:left="284"/>
+        <w:rPr>
+          <w:rFonts w:ascii="Helvetica" w:hAnsi="Helvetica"/>
+          <w:sz w:val="22"/>
+        </w:rPr>
+      </w:pPr>
+      <w:r>
+        <w:rPr>
+          <w:rFonts w:ascii="Helvetica" w:hAnsi="Helvetica"/>
+          <w:sz w:val="22"/>
+        </w:rPr>
+        <w:t xml:space="preserve">2. À quoi correspond l’équation dite « </w:t>
       </w:r>
       <w:proofErr w:type="spellStart"/>
       <w:r>
@@ -423,21 +422,7 @@
           <w:rFonts w:ascii="Helvetica" w:hAnsi="Helvetica"/>
           <w:sz w:val="22"/>
         </w:rPr>
-        <w:t>Dum</w:t>
-      </w:r>
-      <w:r>
-        <w:rPr>
-          <w:rFonts w:ascii="Helvetica" w:hAnsi="Helvetica"/>
-          <w:sz w:val="22"/>
-        </w:rPr>
-        <w:t>m</w:t>
-      </w:r>
-      <w:r>
-        <w:rPr>
-          <w:rFonts w:ascii="Helvetica" w:hAnsi="Helvetica"/>
-          <w:sz w:val="22"/>
-        </w:rPr>
-        <w:t>y</w:t>
+        <w:t>Dummy</w:t>
       </w:r>
       <w:proofErr w:type="spellEnd"/>
       <w:r>
@@ -445,140 +430,292 @@
           <w:rFonts w:ascii="Helvetica" w:hAnsi="Helvetica"/>
           <w:sz w:val="22"/>
         </w:rPr>
-        <w:t> »</w:t>
-      </w:r>
-      <w:r>
-        <w:rPr>
-          <w:rFonts w:ascii="Helvetica" w:hAnsi="Helvetica"/>
-          <w:sz w:val="22"/>
-        </w:rPr>
-        <w:t xml:space="preserve"> pour </w:t>
-      </w:r>
-      <w:r>
-        <w:rPr>
-          <w:rFonts w:ascii="Helvetica" w:hAnsi="Helvetica"/>
-          <w:sz w:val="22"/>
-        </w:rPr>
-        <w:t>le test</w:t>
-      </w:r>
-      <w:r>
-        <w:rPr>
-          <w:rFonts w:ascii="Helvetica" w:hAnsi="Helvetica"/>
-          <w:sz w:val="22"/>
-        </w:rPr>
-        <w:t xml:space="preserve"> ? </w:t>
+        <w:t xml:space="preserve"> » pour le test ?</w:t>
       </w:r>
     </w:p>
     <w:p>
       <w:pPr>
         <w:pStyle w:val="Paragraphedeliste1"/>
-        <w:numPr>
-          <w:ilvl w:val="0"/>
-          <w:numId w:val="7"/>
-        </w:numPr>
-        <w:jc w:val="left"/>
-        <w:rPr>
-          <w:rFonts w:ascii="Helvetica" w:hAnsi="Helvetica"/>
-          <w:sz w:val="22"/>
-        </w:rPr>
-      </w:pPr>
-      <w:r>
-        <w:rPr>
-          <w:rFonts w:ascii="Helvetica" w:hAnsi="Helvetica"/>
-          <w:sz w:val="22"/>
-        </w:rPr>
-        <w:t xml:space="preserve">Potentiomètre en série </w:t>
-      </w:r>
-      <w:r>
-        <w:rPr>
-          <w:rFonts w:ascii="Helvetica" w:hAnsi="Helvetica"/>
-          <w:sz w:val="22"/>
-        </w:rPr>
-        <w:t xml:space="preserve">des résistances pour du fine Tuning ? </w:t>
+        <w:ind w:left="284"/>
+        <w:rPr>
+          <w:rFonts w:ascii="Helvetica" w:hAnsi="Helvetica"/>
+          <w:sz w:val="22"/>
+        </w:rPr>
+      </w:pPr>
+      <w:r>
+        <w:rPr>
+          <w:rFonts w:ascii="Helvetica" w:hAnsi="Helvetica"/>
+          <w:sz w:val="22"/>
+        </w:rPr>
+        <w:t>3. Potentiomètre en série avec les résistances pour un ajustement fin ?</w:t>
       </w:r>
     </w:p>
     <w:p>
       <w:pPr>
         <w:pStyle w:val="Paragraphedeliste1"/>
-        <w:numPr>
-          <w:ilvl w:val="0"/>
-          <w:numId w:val="7"/>
-        </w:numPr>
-        <w:jc w:val="left"/>
-        <w:rPr>
-          <w:rFonts w:ascii="Helvetica" w:hAnsi="Helvetica"/>
-          <w:sz w:val="22"/>
-        </w:rPr>
-      </w:pPr>
-      <w:r>
-        <w:rPr>
-          <w:rFonts w:ascii="Helvetica" w:hAnsi="Helvetica"/>
-          <w:sz w:val="22"/>
-        </w:rPr>
-        <w:t xml:space="preserve">Bypass manuel ou commander ? </w:t>
+        <w:ind w:left="284"/>
+        <w:rPr>
+          <w:rFonts w:ascii="Helvetica" w:hAnsi="Helvetica"/>
+          <w:sz w:val="22"/>
+        </w:rPr>
+      </w:pPr>
+      <w:r>
+        <w:rPr>
+          <w:rFonts w:ascii="Helvetica" w:hAnsi="Helvetica"/>
+          <w:sz w:val="22"/>
+        </w:rPr>
+        <w:t>4. Bypass manuel ou commandé ?</w:t>
       </w:r>
     </w:p>
     <w:p>
       <w:pPr>
         <w:pStyle w:val="Paragraphedeliste1"/>
-        <w:numPr>
-          <w:ilvl w:val="0"/>
-          <w:numId w:val="7"/>
-        </w:numPr>
-        <w:jc w:val="left"/>
-        <w:rPr>
-          <w:rFonts w:ascii="Helvetica" w:hAnsi="Helvetica"/>
-          <w:sz w:val="22"/>
-        </w:rPr>
-      </w:pPr>
-      <w:r>
-        <w:rPr>
-          <w:rFonts w:ascii="Helvetica" w:hAnsi="Helvetica"/>
-          <w:sz w:val="22"/>
-        </w:rPr>
-        <w:t xml:space="preserve">Questionnement </w:t>
-      </w:r>
-      <w:r>
-        <w:rPr>
-          <w:rFonts w:ascii="Helvetica" w:hAnsi="Helvetica"/>
-          <w:sz w:val="22"/>
-        </w:rPr>
-        <w:t xml:space="preserve">de </w:t>
-      </w:r>
-      <w:proofErr w:type="spellStart"/>
-      <w:r>
-        <w:rPr>
-          <w:rFonts w:ascii="Helvetica" w:hAnsi="Helvetica"/>
-          <w:sz w:val="22"/>
-        </w:rPr>
-        <w:t>M.Bovet</w:t>
-      </w:r>
-      <w:proofErr w:type="spellEnd"/>
-      <w:r>
-        <w:rPr>
-          <w:rFonts w:ascii="Helvetica" w:hAnsi="Helvetica"/>
-          <w:sz w:val="22"/>
-        </w:rPr>
-        <w:t xml:space="preserve"> </w:t>
-      </w:r>
-      <w:r>
-        <w:rPr>
-          <w:rFonts w:ascii="Helvetica" w:hAnsi="Helvetica"/>
-          <w:sz w:val="22"/>
-        </w:rPr>
-        <w:t>sur le financement des composants entre l’entreprise et l’écoles</w:t>
+        <w:ind w:left="284"/>
+        <w:rPr>
+          <w:rFonts w:ascii="Helvetica" w:hAnsi="Helvetica"/>
+          <w:sz w:val="22"/>
+        </w:rPr>
+      </w:pPr>
+      <w:r>
+        <w:rPr>
+          <w:rFonts w:ascii="Helvetica" w:hAnsi="Helvetica"/>
+          <w:sz w:val="22"/>
+        </w:rPr>
+        <w:t>5. Question de M. Bovey sur le financement des composants entre l’entreprise et l’école.</w:t>
+      </w:r>
+    </w:p>
+    <w:p>
+      <w:pPr>
+        <w:pStyle w:val="Paragraphedeliste1"/>
+        <w:ind w:left="284"/>
+        <w:rPr>
+          <w:rFonts w:ascii="Helvetica" w:hAnsi="Helvetica"/>
+          <w:i/>
+          <w:sz w:val="22"/>
+        </w:rPr>
+      </w:pPr>
+      <w:r>
+        <w:rPr>
+          <w:rFonts w:ascii="Helvetica" w:hAnsi="Helvetica"/>
+          <w:sz w:val="22"/>
+        </w:rPr>
+        <w:t>6. Principe de la carte fille, connexions THT/SMD et connecteur 34 pins.</w:t>
+      </w:r>
+    </w:p>
+    <w:p>
+      <w:pPr>
+        <w:pStyle w:val="Citationintense1"/>
+        <w:ind w:left="0"/>
+        <w:rPr>
+          <w:rFonts w:ascii="Helvetica" w:hAnsi="Helvetica"/>
+          <w:color w:val="auto"/>
+        </w:rPr>
+      </w:pPr>
+      <w:r>
+        <w:rPr>
+          <w:rFonts w:ascii="Helvetica" w:hAnsi="Helvetica"/>
+          <w:color w:val="auto"/>
+        </w:rPr>
+        <w:t xml:space="preserve">Solutions </w:t>
+      </w:r>
+      <w:r>
+        <w:rPr>
+          <w:rFonts w:ascii="Helvetica" w:hAnsi="Helvetica"/>
+          <w:color w:val="auto"/>
+        </w:rPr>
+        <w:t>proposées</w:t>
       </w:r>
     </w:p>
     <w:p>
       <w:pPr>
         <w:pStyle w:val="Paragraphedeliste1"/>
         <w:ind w:left="0"/>
-        <w:rPr>
-          <w:rFonts w:ascii="Helvetica" w:hAnsi="Helvetica"/>
-          <w:i/>
-          <w:sz w:val="22"/>
-        </w:rPr>
-      </w:pPr>
+        <w:jc w:val="left"/>
+        <w:rPr>
+          <w:rFonts w:ascii="Helvetica" w:hAnsi="Helvetica"/>
+          <w:sz w:val="22"/>
+        </w:rPr>
+      </w:pPr>
+      <w:r>
+        <w:rPr>
+          <w:rFonts w:ascii="Helvetica" w:hAnsi="Helvetica"/>
+          <w:sz w:val="22"/>
+        </w:rPr>
+        <w:t>Réponse au</w:t>
+      </w:r>
+      <w:r>
+        <w:rPr>
+          <w:rFonts w:ascii="Helvetica" w:hAnsi="Helvetica"/>
+          <w:sz w:val="22"/>
+        </w:rPr>
+        <w:t>x</w:t>
+      </w:r>
+      <w:r>
+        <w:rPr>
+          <w:rFonts w:ascii="Helvetica" w:hAnsi="Helvetica"/>
+          <w:sz w:val="22"/>
+        </w:rPr>
+        <w:t xml:space="preserve"> question</w:t>
+      </w:r>
+      <w:r>
+        <w:rPr>
+          <w:rFonts w:ascii="Helvetica" w:hAnsi="Helvetica"/>
+          <w:sz w:val="22"/>
+        </w:rPr>
+        <w:t>s</w:t>
+      </w:r>
+      <w:r>
+        <w:rPr>
+          <w:rFonts w:ascii="Helvetica" w:hAnsi="Helvetica"/>
+          <w:sz w:val="22"/>
+        </w:rPr>
+        <w:t xml:space="preserve"> posée</w:t>
+      </w:r>
+      <w:r>
+        <w:rPr>
+          <w:rFonts w:ascii="Helvetica" w:hAnsi="Helvetica"/>
+          <w:sz w:val="22"/>
+        </w:rPr>
+        <w:t>s :</w:t>
+      </w:r>
+    </w:p>
+    <w:p>
+      <w:pPr>
+        <w:ind w:left="284"/>
+        <w:rPr>
+          <w:rFonts w:ascii="Helvetica" w:hAnsi="Helvetica"/>
+          <w:sz w:val="22"/>
+        </w:rPr>
+      </w:pPr>
+      <w:r>
+        <w:rPr>
+          <w:rFonts w:ascii="Helvetica" w:hAnsi="Helvetica"/>
+          <w:sz w:val="22"/>
+        </w:rPr>
+        <w:t>1. Choix imposé : Raspberry CM5.</w:t>
+      </w:r>
+    </w:p>
+    <w:p>
+      <w:pPr>
+        <w:ind w:left="284"/>
+        <w:rPr>
+          <w:rFonts w:ascii="Helvetica" w:hAnsi="Helvetica"/>
+          <w:sz w:val="22"/>
+        </w:rPr>
+      </w:pPr>
+      <w:r>
+        <w:rPr>
+          <w:rFonts w:ascii="Helvetica" w:hAnsi="Helvetica"/>
+          <w:sz w:val="22"/>
+        </w:rPr>
+        <w:t>2. Équation utilisant un algorithme basique pour tester le fonctionnement du projet.</w:t>
+      </w:r>
+    </w:p>
+    <w:p>
+      <w:pPr>
+        <w:ind w:left="284"/>
+        <w:rPr>
+          <w:rFonts w:ascii="Helvetica" w:hAnsi="Helvetica"/>
+          <w:sz w:val="22"/>
+        </w:rPr>
+      </w:pPr>
+      <w:r>
+        <w:rPr>
+          <w:rFonts w:ascii="Helvetica" w:hAnsi="Helvetica"/>
+          <w:sz w:val="22"/>
+        </w:rPr>
+        <w:t>3. Le potentiomètre en série servira à ajuster la gamme de résistances afin d’adapter le projet à une chaudière réelle.</w:t>
+      </w:r>
+    </w:p>
+    <w:p>
+      <w:pPr>
+        <w:ind w:left="284"/>
+        <w:rPr>
+          <w:rFonts w:ascii="Helvetica" w:hAnsi="Helvetica"/>
+          <w:sz w:val="22"/>
+        </w:rPr>
+      </w:pPr>
+      <w:r>
+        <w:rPr>
+          <w:rFonts w:ascii="Helvetica" w:hAnsi="Helvetica"/>
+          <w:sz w:val="22"/>
+        </w:rPr>
+        <w:t>4. Bypass normalement fermé afin de garantir un fonctionnement normal en cas de perte d’alimentation du projet.</w:t>
+      </w:r>
+    </w:p>
+    <w:p>
+      <w:pPr>
+        <w:ind w:left="284"/>
+        <w:rPr>
+          <w:rFonts w:ascii="Helvetica" w:hAnsi="Helvetica"/>
+          <w:sz w:val="22"/>
+        </w:rPr>
+      </w:pPr>
+      <w:r>
+        <w:rPr>
+          <w:rFonts w:ascii="Helvetica" w:hAnsi="Helvetica"/>
+          <w:sz w:val="22"/>
+        </w:rPr>
+        <w:t xml:space="preserve">5. Les composants critiques sont </w:t>
+      </w:r>
+      <w:r>
+        <w:rPr>
+          <w:rFonts w:ascii="Helvetica" w:hAnsi="Helvetica"/>
+          <w:sz w:val="22"/>
+        </w:rPr>
+        <w:t>fournis</w:t>
+      </w:r>
+      <w:r>
+        <w:rPr>
+          <w:rFonts w:ascii="Helvetica" w:hAnsi="Helvetica"/>
+          <w:sz w:val="22"/>
+        </w:rPr>
+        <w:t xml:space="preserve"> par </w:t>
+      </w:r>
+      <w:r>
+        <w:rPr>
+          <w:rFonts w:ascii="Helvetica" w:hAnsi="Helvetica"/>
+          <w:sz w:val="22"/>
+        </w:rPr>
+        <w:t>l’entreprise</w:t>
+      </w:r>
+      <w:r>
+        <w:rPr>
+          <w:rFonts w:ascii="Helvetica" w:hAnsi="Helvetica"/>
+          <w:sz w:val="22"/>
+        </w:rPr>
+        <w:t xml:space="preserve">, le reste par </w:t>
+      </w:r>
+      <w:r>
+        <w:rPr>
+          <w:rFonts w:ascii="Helvetica" w:hAnsi="Helvetica"/>
+          <w:sz w:val="22"/>
+        </w:rPr>
+        <w:t>l’école</w:t>
+      </w:r>
+      <w:r>
+        <w:rPr>
+          <w:rFonts w:ascii="Helvetica" w:hAnsi="Helvetica"/>
+          <w:sz w:val="22"/>
+        </w:rPr>
+        <w:t>.</w:t>
+      </w:r>
+    </w:p>
+    <w:p>
+      <w:pPr>
+        <w:ind w:left="284"/>
+        <w:rPr>
+          <w:rFonts w:ascii="Helvetica" w:hAnsi="Helvetica"/>
+          <w:sz w:val="22"/>
+        </w:rPr>
+      </w:pPr>
+      <w:r>
+        <w:rPr>
+          <w:rFonts w:ascii="Helvetica" w:hAnsi="Helvetica"/>
+          <w:sz w:val="22"/>
+        </w:rPr>
+        <w:t>6. Présentation de photos d’installations pour une meilleure visualisation.</w:t>
+      </w:r>
     </w:p>
     <w:p>
       <w:pPr>
@@ -594,92 +731,11 @@
           <w:rFonts w:ascii="Helvetica" w:hAnsi="Helvetica"/>
           <w:color w:val="auto"/>
         </w:rPr>
-        <w:t xml:space="preserve">Solutions </w:t>
-      </w:r>
-      <w:r>
-        <w:rPr>
-          <w:rFonts w:ascii="Helvetica" w:hAnsi="Helvetica"/>
-          <w:color w:val="auto"/>
-        </w:rPr>
-        <w:t>proposées</w:t>
-      </w:r>
-    </w:p>
-    <w:p>
-      <w:pPr>
-        <w:pStyle w:val="Paragraphedeliste1"/>
-        <w:numPr>
-          <w:ilvl w:val="0"/>
-          <w:numId w:val="7"/>
-        </w:numPr>
-        <w:ind w:left="0" w:firstLine="0"/>
-        <w:jc w:val="left"/>
-        <w:rPr>
-          <w:rFonts w:ascii="Helvetica" w:hAnsi="Helvetica"/>
-          <w:sz w:val="22"/>
-        </w:rPr>
-      </w:pPr>
-      <w:r>
-        <w:rPr>
-          <w:rFonts w:ascii="Helvetica" w:hAnsi="Helvetica"/>
-          <w:sz w:val="22"/>
-        </w:rPr>
-        <w:t xml:space="preserve">Réponses à mes différentes questions avec explications supplémentaires. </w:t>
-      </w:r>
-    </w:p>
-    <w:p>
-      <w:pPr>
-        <w:pStyle w:val="Paragraphedeliste1"/>
-        <w:numPr>
-          <w:ilvl w:val="0"/>
-          <w:numId w:val="7"/>
-        </w:numPr>
-        <w:ind w:left="0" w:firstLine="0"/>
-        <w:jc w:val="left"/>
-        <w:rPr>
-          <w:rFonts w:ascii="Helvetica" w:hAnsi="Helvetica"/>
-          <w:sz w:val="22"/>
-        </w:rPr>
-      </w:pPr>
-      <w:r>
-        <w:rPr>
-          <w:rFonts w:ascii="Helvetica" w:hAnsi="Helvetica"/>
-          <w:sz w:val="22"/>
-        </w:rPr>
-        <w:t>Présentations de photos d’installations pour une meilleurs visualisations.</w:t>
-      </w:r>
-    </w:p>
-    <w:p>
-      <w:pPr>
-        <w:rPr>
-          <w:rFonts w:ascii="Helvetica" w:hAnsi="Helvetica"/>
-          <w:sz w:val="22"/>
-        </w:rPr>
-      </w:pPr>
-    </w:p>
-    <w:p>
-      <w:pPr>
-        <w:pStyle w:val="Citationintense1"/>
-        <w:ind w:left="0"/>
-        <w:rPr>
-          <w:rFonts w:ascii="Helvetica" w:hAnsi="Helvetica"/>
-          <w:color w:val="auto"/>
-        </w:rPr>
-      </w:pPr>
-      <w:r>
-        <w:rPr>
-          <w:rFonts w:ascii="Helvetica" w:hAnsi="Helvetica"/>
-          <w:color w:val="auto"/>
-        </w:rPr>
         <w:t>Décisions prises</w:t>
       </w:r>
     </w:p>
     <w:p>
       <w:pPr>
-        <w:pStyle w:val="Paragraphedeliste"/>
-        <w:numPr>
-          <w:ilvl w:val="0"/>
-          <w:numId w:val="7"/>
-        </w:numPr>
         <w:rPr>
           <w:rFonts w:ascii="Helvetica" w:hAnsi="Helvetica"/>
           <w:i/>
@@ -690,48 +746,66 @@
           <w:rFonts w:ascii="Helvetica" w:hAnsi="Helvetica"/>
           <w:i/>
         </w:rPr>
-        <w:t>Lors de la finalisation de la BOM, celle-ci sera transmise au mandant. Les composants au prix élevé ainsi que les composant</w:t>
+        <w:t>Du fait qu’il s’agi</w:t>
       </w:r>
       <w:r>
         <w:rPr>
           <w:rFonts w:ascii="Helvetica" w:hAnsi="Helvetica"/>
           <w:i/>
         </w:rPr>
-        <w:t>s</w:t>
+        <w:t>t</w:t>
       </w:r>
       <w:r>
         <w:rPr>
           <w:rFonts w:ascii="Helvetica" w:hAnsi="Helvetica"/>
           <w:i/>
         </w:rPr>
-        <w:t xml:space="preserve"> spécifique</w:t>
-      </w:r>
+        <w:t xml:space="preserve"> du début de la </w:t>
+      </w:r>
+      <w:proofErr w:type="spellStart"/>
       <w:r>
         <w:rPr>
           <w:rFonts w:ascii="Helvetica" w:hAnsi="Helvetica"/>
           <w:i/>
         </w:rPr>
-        <w:t>s</w:t>
-      </w:r>
+        <w:t>préétude</w:t>
+      </w:r>
+      <w:proofErr w:type="spellEnd"/>
       <w:r>
         <w:rPr>
           <w:rFonts w:ascii="Helvetica" w:hAnsi="Helvetica"/>
           <w:i/>
         </w:rPr>
-        <w:t xml:space="preserve"> comme le</w:t>
+        <w:t xml:space="preserve"> et de la revue du cahier des charges, je n’ai pas encore pris de décisions à proprement parler</w:t>
       </w:r>
       <w:r>
         <w:rPr>
           <w:rFonts w:ascii="Helvetica" w:hAnsi="Helvetica"/>
           <w:i/>
         </w:rPr>
-        <w:t>s</w:t>
-      </w:r>
-      <w:r>
+        <w:t>.</w:t>
+      </w:r>
+    </w:p>
+    <w:p>
+      <w:pPr>
         <w:rPr>
           <w:rFonts w:ascii="Helvetica" w:hAnsi="Helvetica"/>
           <w:i/>
         </w:rPr>
+      </w:pPr>
+    </w:p>
+    <w:p>
+      <w:pPr>
+        <w:rPr>
+          <w:rFonts w:ascii="Helvetica" w:hAnsi="Helvetica"/>
+          <w:i/>
+        </w:rPr>
+      </w:pPr>
+      <w:r>
+        <w:rPr>
+          <w:rFonts w:ascii="Helvetica" w:hAnsi="Helvetica"/>
+          <w:i/>
+        </w:rPr>
         <w:t xml:space="preserve"> </w:t>
       </w:r>
       <w:r>
@@ -739,44 +813,7 @@
           <w:rFonts w:ascii="Helvetica" w:hAnsi="Helvetica"/>
           <w:i/>
         </w:rPr>
-        <w:t>connecteur</w:t>
-      </w:r>
-      <w:r>
-        <w:rPr>
-          <w:rFonts w:ascii="Helvetica" w:hAnsi="Helvetica"/>
-          <w:i/>
-        </w:rPr>
-        <w:t>s</w:t>
-      </w:r>
-      <w:r>
-        <w:rPr>
-          <w:rFonts w:ascii="Helvetica" w:hAnsi="Helvetica"/>
-          <w:i/>
-        </w:rPr>
-        <w:t xml:space="preserve"> « </w:t>
-      </w:r>
-      <w:proofErr w:type="spellStart"/>
-      <w:r>
-        <w:rPr>
-          <w:rFonts w:ascii="Helvetica" w:hAnsi="Helvetica"/>
-          <w:i/>
-        </w:rPr>
-        <w:t>Wago</w:t>
-      </w:r>
-      <w:proofErr w:type="spellEnd"/>
-      <w:r>
-        <w:rPr>
-          <w:rFonts w:ascii="Helvetica" w:hAnsi="Helvetica"/>
-          <w:i/>
-        </w:rPr>
-        <w:t xml:space="preserve"> Cage Clamp » seront </w:t>
-      </w:r>
-      <w:r>
-        <w:rPr>
-          <w:rFonts w:ascii="Helvetica" w:hAnsi="Helvetica"/>
-          <w:i/>
-        </w:rPr>
-        <w:t xml:space="preserve">fourni par le mandant. </w:t>
+        <w:t xml:space="preserve"> </w:t>
       </w:r>
     </w:p>
     <w:p>
@@ -932,7 +969,6 @@
           <w:rFonts w:ascii="Helvetica" w:hAnsi="Helvetica"/>
           <w:color w:val="auto"/>
         </w:rPr>
-        <w:lastRenderedPageBreak/>
         <w:t>Proc</w:t>
       </w:r>
       <w:r>
@@ -940,7 +976,14 @@
           <w:rFonts w:ascii="Helvetica" w:hAnsi="Helvetica"/>
           <w:color w:val="auto"/>
         </w:rPr>
-        <w:t>haine réunion:</w:t>
+        <w:t xml:space="preserve">haine </w:t>
+      </w:r>
+      <w:r>
+        <w:rPr>
+          <w:rFonts w:ascii="Helvetica" w:hAnsi="Helvetica"/>
+          <w:color w:val="auto"/>
+        </w:rPr>
+        <w:t>réunion :</w:t>
       </w:r>
     </w:p>
     <w:p>
@@ -1087,19 +1130,22 @@
     </w:p>
     <w:p>
       <w:pPr>
-        <w:pStyle w:val="Paragraphedeliste"/>
+        <w:pStyle w:val="ListParagraph"/>
         <w:numPr>
           <w:ilvl w:val="0"/>
           <w:numId w:val="8"/>
         </w:numPr>
       </w:pPr>
       <w:r>
-        <w:t xml:space="preserve">M. Philippe Bovet </w:t>
-      </w:r>
-    </w:p>
-    <w:p>
-      <w:pPr>
-        <w:pStyle w:val="Paragraphedeliste"/>
+        <w:t>M. Philippe Bove</w:t>
+      </w:r>
+      <w:r>
+        <w:t>y</w:t>
+      </w:r>
+    </w:p>
+    <w:p>
+      <w:pPr>
+        <w:pStyle w:val="ListParagraph"/>
         <w:numPr>
           <w:ilvl w:val="0"/>
           <w:numId w:val="8"/>
@@ -1117,7 +1163,7 @@
     </w:p>
     <w:p>
       <w:pPr>
-        <w:pStyle w:val="Paragraphedeliste"/>
+        <w:pStyle w:val="ListParagraph"/>
         <w:numPr>
           <w:ilvl w:val="0"/>
           <w:numId w:val="8"/>
@@ -1137,7 +1183,7 @@
     </w:p>
     <w:p>
       <w:pPr>
-        <w:pStyle w:val="Paragraphedeliste"/>
+        <w:pStyle w:val="ListParagraph"/>
         <w:numPr>
           <w:ilvl w:val="0"/>
           <w:numId w:val="8"/>
@@ -1239,7 +1285,7 @@
 </file>
 
 <file path=word/endnotes.xml><?xml version="1.0" encoding="utf-8"?>
-<w:endnotes xmlns:wpc="http://schemas.microsoft.com/office/word/2010/wordprocessingCanvas" xmlns:cx="http://schemas.microsoft.com/office/drawing/2014/chartex" xmlns:cx1="http://schemas.microsoft.com/office/drawing/2015/9/8/chartex" xmlns:cx2="http://schemas.microsoft.com/office/drawing/2015/10/21/chartex" xmlns:cx3="http://schemas.microsoft.com/office/drawing/2016/5/9/chartex" xmlns:cx4="http://schemas.microsoft.com/office/drawing/2016/5/10/chartex" xmlns:cx5="http://schemas.microsoft.com/office/drawing/2016/5/11/chartex" xmlns:cx6="http://schemas.microsoft.com/office/drawing/2016/5/12/chartex" xmlns:cx7="http://schemas.microsoft.com/office/drawing/2016/5/13/chartex" xmlns:cx8="http://schemas.microsoft.com/office/drawing/2016/5/14/chartex" xmlns:mc="http://schemas.openxmlformats.org/markup-compatibility/2006" xmlns:aink="http://schemas.microsoft.com/office/drawing/2016/ink" xmlns:am3d="http://schemas.microsoft.com/office/drawing/2017/model3d" xmlns:o="urn:schemas-microsoft-com:office:office" xmlns:r="http://schemas.openxmlformats.org/officeDocument/2006/relationships" xmlns:m="http://schemas.openxmlformats.org/officeDocument/2006/math" xmlns:v="urn:schemas-microsoft-com:vml" xmlns:wp14="http://schemas.microsoft.com/office/word/2010/wordprocessingDrawing" xmlns:wp="http://schemas.openxmlformats.org/drawingml/2006/wordprocessingDrawing" xmlns:w10="urn:schemas-microsoft-com:office:word" xmlns:w="http://schemas.openxmlformats.org/wordprocessingml/2006/main" xmlns:w14="http://schemas.microsoft.com/office/word/2010/wordml" xmlns:w15="http://schemas.microsoft.com/office/word/2012/wordml" xmlns:w16cex="http://schemas.microsoft.com/office/word/2018/wordml/cex" xmlns:w16cid="http://schemas.microsoft.com/office/word/2016/wordml/cid" xmlns:w16="http://schemas.microsoft.com/office/word/2018/wordml" xmlns:w16se="http://schemas.microsoft.com/office/word/2015/wordml/symex" xmlns:wpg="http://schemas.microsoft.com/office/word/2010/wordprocessingGroup" xmlns:wpi="http://schemas.microsoft.com/office/word/2010/wordprocessingInk" xmlns:wne="http://schemas.microsoft.com/office/word/2006/wordml" xmlns:wps="http://schemas.microsoft.com/office/word/2010/wordprocessingShape" mc:Ignorable="w14 w15 w16se w16cid w16 w16cex wp14">
+<w:endnotes xmlns:wpc="http://schemas.microsoft.com/office/word/2010/wordprocessingCanvas" xmlns:cx="http://schemas.microsoft.com/office/drawing/2014/chartex" xmlns:cx1="http://schemas.microsoft.com/office/drawing/2015/9/8/chartex" xmlns:cx2="http://schemas.microsoft.com/office/drawing/2015/10/21/chartex" xmlns:cx3="http://schemas.microsoft.com/office/drawing/2016/5/9/chartex" xmlns:cx4="http://schemas.microsoft.com/office/drawing/2016/5/10/chartex" xmlns:cx5="http://schemas.microsoft.com/office/drawing/2016/5/11/chartex" xmlns:cx6="http://schemas.microsoft.com/office/drawing/2016/5/12/chartex" xmlns:cx7="http://schemas.microsoft.com/office/drawing/2016/5/13/chartex" xmlns:cx8="http://schemas.microsoft.com/office/drawing/2016/5/14/chartex" xmlns:mc="http://schemas.openxmlformats.org/markup-compatibility/2006" xmlns:aink="http://schemas.microsoft.com/office/drawing/2016/ink" xmlns:am3d="http://schemas.microsoft.com/office/drawing/2017/model3d" xmlns:o="urn:schemas-microsoft-com:office:office" xmlns:oel="http://schemas.microsoft.com/office/2019/extlst" xmlns:r="http://schemas.openxmlformats.org/officeDocument/2006/relationships" xmlns:m="http://schemas.openxmlformats.org/officeDocument/2006/math" xmlns:v="urn:schemas-microsoft-com:vml" xmlns:wp14="http://schemas.microsoft.com/office/word/2010/wordprocessingDrawing" xmlns:wp="http://schemas.openxmlformats.org/drawingml/2006/wordprocessingDrawing" xmlns:w10="urn:schemas-microsoft-com:office:word" xmlns:w="http://schemas.openxmlformats.org/wordprocessingml/2006/main" xmlns:w14="http://schemas.microsoft.com/office/word/2010/wordml" xmlns:w15="http://schemas.microsoft.com/office/word/2012/wordml" xmlns:w16cex="http://schemas.microsoft.com/office/word/2018/wordml/cex" xmlns:w16cid="http://schemas.microsoft.com/office/word/2016/wordml/cid" xmlns:w16="http://schemas.microsoft.com/office/word/2018/wordml" xmlns:w16du="http://schemas.microsoft.com/office/word/2023/wordml/word16du" xmlns:w16sdtdh="http://schemas.microsoft.com/office/word/2020/wordml/sdtdatahash" xmlns:w16sdtfl="http://schemas.microsoft.com/office/word/2024/wordml/sdtformatlock" xmlns:w16se="http://schemas.microsoft.com/office/word/2015/wordml/symex" xmlns:wpg="http://schemas.microsoft.com/office/word/2010/wordprocessingGroup" xmlns:wpi="http://schemas.microsoft.com/office/word/2010/wordprocessingInk" xmlns:wne="http://schemas.microsoft.com/office/word/2006/wordml" xmlns:wps="http://schemas.microsoft.com/office/word/2010/wordprocessingShape" mc:Ignorable="w14 w15 w16se w16cid w16 w16cex w16sdtdh w16sdtfl w16du wp14">
   <w:endnote w:type="separator" w:id="-1">
     <w:p>
       <w:r>
@@ -1253,12 +1299,15 @@
         <w:continuationSeparator/>
       </w:r>
     </w:p>
+  </w:endnote>
+  <w:endnote w:type="continuationNotice" w:id="1">
+    <w:p/>
   </w:endnote>
 </w:endnotes>
 </file>
 
 <file path=word/footer1.xml><?xml version="1.0" encoding="utf-8"?>
-<w:ftr xmlns:wpc="http://schemas.microsoft.com/office/word/2010/wordprocessingCanvas" xmlns:cx="http://schemas.microsoft.com/office/drawing/2014/chartex" xmlns:cx1="http://schemas.microsoft.com/office/drawing/2015/9/8/chartex" xmlns:cx2="http://schemas.microsoft.com/office/drawing/2015/10/21/chartex" xmlns:cx3="http://schemas.microsoft.com/office/drawing/2016/5/9/chartex" xmlns:cx4="http://schemas.microsoft.com/office/drawing/2016/5/10/chartex" xmlns:cx5="http://schemas.microsoft.com/office/drawing/2016/5/11/chartex" xmlns:cx6="http://schemas.microsoft.com/office/drawing/2016/5/12/chartex" xmlns:cx7="http://schemas.microsoft.com/office/drawing/2016/5/13/chartex" xmlns:cx8="http://schemas.microsoft.com/office/drawing/2016/5/14/chartex" xmlns:mc="http://schemas.openxmlformats.org/markup-compatibility/2006" xmlns:aink="http://schemas.microsoft.com/office/drawing/2016/ink" xmlns:am3d="http://schemas.microsoft.com/office/drawing/2017/model3d" xmlns:o="urn:schemas-microsoft-com:office:office" xmlns:r="http://schemas.openxmlformats.org/officeDocument/2006/relationships" xmlns:m="http://schemas.openxmlformats.org/officeDocument/2006/math" xmlns:v="urn:schemas-microsoft-com:vml" xmlns:wp14="http://schemas.microsoft.com/office/word/2010/wordprocessingDrawing" xmlns:wp="http://schemas.openxmlformats.org/drawingml/2006/wordprocessingDrawing" xmlns:w10="urn:schemas-microsoft-com:office:word" xmlns:w="http://schemas.openxmlformats.org/wordprocessingml/2006/main" xmlns:w14="http://schemas.microsoft.com/office/word/2010/wordml" xmlns:w15="http://schemas.microsoft.com/office/word/2012/wordml" xmlns:w16cex="http://schemas.microsoft.com/office/word/2018/wordml/cex" xmlns:w16cid="http://schemas.microsoft.com/office/word/2016/wordml/cid" xmlns:w16="http://schemas.microsoft.com/office/word/2018/wordml" xmlns:w16se="http://schemas.microsoft.com/office/word/2015/wordml/symex" xmlns:wpg="http://schemas.microsoft.com/office/word/2010/wordprocessingGroup" xmlns:wpi="http://schemas.microsoft.com/office/word/2010/wordprocessingInk" xmlns:wne="http://schemas.microsoft.com/office/word/2006/wordml" xmlns:wps="http://schemas.microsoft.com/office/word/2010/wordprocessingShape" mc:Ignorable="w14 w15 w16se w16cid w16 w16cex wp14">
+<w:ftr xmlns:wpc="http://schemas.microsoft.com/office/word/2010/wordprocessingCanvas" xmlns:cx="http://schemas.microsoft.com/office/drawing/2014/chartex" xmlns:cx1="http://schemas.microsoft.com/office/drawing/2015/9/8/chartex" xmlns:cx2="http://schemas.microsoft.com/office/drawing/2015/10/21/chartex" xmlns:cx3="http://schemas.microsoft.com/office/drawing/2016/5/9/chartex" xmlns:cx4="http://schemas.microsoft.com/office/drawing/2016/5/10/chartex" xmlns:cx5="http://schemas.microsoft.com/office/drawing/2016/5/11/chartex" xmlns:cx6="http://schemas.microsoft.com/office/drawing/2016/5/12/chartex" xmlns:cx7="http://schemas.microsoft.com/office/drawing/2016/5/13/chartex" xmlns:cx8="http://schemas.microsoft.com/office/drawing/2016/5/14/chartex" xmlns:mc="http://schemas.openxmlformats.org/markup-compatibility/2006" xmlns:aink="http://schemas.microsoft.com/office/drawing/2016/ink" xmlns:am3d="http://schemas.microsoft.com/office/drawing/2017/model3d" xmlns:o="urn:schemas-microsoft-com:office:office" xmlns:oel="http://schemas.microsoft.com/office/2019/extlst" xmlns:r="http://schemas.openxmlformats.org/officeDocument/2006/relationships" xmlns:m="http://schemas.openxmlformats.org/officeDocument/2006/math" xmlns:v="urn:schemas-microsoft-com:vml" xmlns:wp14="http://schemas.microsoft.com/office/word/2010/wordprocessingDrawing" xmlns:wp="http://schemas.openxmlformats.org/drawingml/2006/wordprocessingDrawing" xmlns:w10="urn:schemas-microsoft-com:office:word" xmlns:w="http://schemas.openxmlformats.org/wordprocessingml/2006/main" xmlns:w14="http://schemas.microsoft.com/office/word/2010/wordml" xmlns:w15="http://schemas.microsoft.com/office/word/2012/wordml" xmlns:w16cex="http://schemas.microsoft.com/office/word/2018/wordml/cex" xmlns:w16cid="http://schemas.microsoft.com/office/word/2016/wordml/cid" xmlns:w16="http://schemas.microsoft.com/office/word/2018/wordml" xmlns:w16du="http://schemas.microsoft.com/office/word/2023/wordml/word16du" xmlns:w16sdtdh="http://schemas.microsoft.com/office/word/2020/wordml/sdtdatahash" xmlns:w16sdtfl="http://schemas.microsoft.com/office/word/2024/wordml/sdtformatlock" xmlns:w16se="http://schemas.microsoft.com/office/word/2015/wordml/symex" xmlns:wpg="http://schemas.microsoft.com/office/word/2010/wordprocessingGroup" xmlns:wpi="http://schemas.microsoft.com/office/word/2010/wordprocessingInk" xmlns:wne="http://schemas.microsoft.com/office/word/2006/wordml" xmlns:wps="http://schemas.microsoft.com/office/word/2010/wordprocessingShape" mc:Ignorable="w14 w15 w16se w16cid w16 w16cex w16sdtdh w16sdtfl w16du wp14">
   <w:p>
     <w:pPr>
       <w:pStyle w:val="PieddepageETML-ES"/>
@@ -1281,7 +1330,7 @@
       <mc:AlternateContent>
         <mc:Choice Requires="wps">
           <w:drawing>
-            <wp:anchor distT="0" distB="0" distL="114299" distR="114299" simplePos="0" relativeHeight="251661312" behindDoc="0" locked="0" layoutInCell="1" allowOverlap="1" wp14:anchorId="1510B4EB" wp14:editId="3CF9499A">
+            <wp:anchor distT="0" distB="0" distL="114299" distR="114299" simplePos="0" relativeHeight="251658241" behindDoc="0" locked="0" layoutInCell="1" allowOverlap="1" wp14:anchorId="1510B4EB" wp14:editId="3CF9499A">
               <wp:simplePos x="0" y="0"/>
               <wp:positionH relativeFrom="column">
                 <wp:posOffset>350519</wp:posOffset>
@@ -1345,7 +1394,7 @@
             </wp:anchor>
           </w:drawing>
         </mc:Choice>
-        <mc:Fallback>
+        <mc:Fallback xmlns:arto="http://schemas.microsoft.com/office/word/2006/arto">
           <w:pict>
             <v:line w14:anchorId="100F977C" id="Connecteur droit 2" o:spid="_x0000_s1026" style="position:absolute;z-index:251661312;visibility:visible;mso-wrap-style:square;mso-width-percent:0;mso-height-percent:0;mso-wrap-distance-left:3.17497mm;mso-wrap-distance-top:0;mso-wrap-distance-right:3.17497mm;mso-wrap-distance-bottom:0;mso-position-horizontal:absolute;mso-position-horizontal-relative:text;mso-position-vertical:absolute;mso-position-vertical-relative:text;mso-width-percent:0;mso-height-percent:0;mso-width-relative:page;mso-height-relative:margin" from="27.6pt,-.05pt" to="27.6pt,11.85pt" o:gfxdata="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" strokecolor="#a5a5a5 [2092]">
               <o:lock v:ext="edit" shapetype="f"/>
@@ -1429,7 +1478,7 @@
         <w:rFonts w:ascii="Helvetica" w:hAnsi="Helvetica"/>
         <w:sz w:val="20"/>
       </w:rPr>
-      <w:t>19.08.2025</w:t>
+      <w:t>20.08.2025</w:t>
     </w:r>
     <w:r>
       <w:rPr>
@@ -1540,7 +1589,7 @@
 </file>
 
 <file path=word/footer2.xml><?xml version="1.0" encoding="utf-8"?>
-<w:ftr xmlns:wpc="http://schemas.microsoft.com/office/word/2010/wordprocessingCanvas" xmlns:cx="http://schemas.microsoft.com/office/drawing/2014/chartex" xmlns:cx1="http://schemas.microsoft.com/office/drawing/2015/9/8/chartex" xmlns:cx2="http://schemas.microsoft.com/office/drawing/2015/10/21/chartex" xmlns:cx3="http://schemas.microsoft.com/office/drawing/2016/5/9/chartex" xmlns:cx4="http://schemas.microsoft.com/office/drawing/2016/5/10/chartex" xmlns:cx5="http://schemas.microsoft.com/office/drawing/2016/5/11/chartex" xmlns:cx6="http://schemas.microsoft.com/office/drawing/2016/5/12/chartex" xmlns:cx7="http://schemas.microsoft.com/office/drawing/2016/5/13/chartex" xmlns:cx8="http://schemas.microsoft.com/office/drawing/2016/5/14/chartex" xmlns:mc="http://schemas.openxmlformats.org/markup-compatibility/2006" xmlns:aink="http://schemas.microsoft.com/office/drawing/2016/ink" xmlns:am3d="http://schemas.microsoft.com/office/drawing/2017/model3d" xmlns:o="urn:schemas-microsoft-com:office:office" xmlns:r="http://schemas.openxmlformats.org/officeDocument/2006/relationships" xmlns:m="http://schemas.openxmlformats.org/officeDocument/2006/math" xmlns:v="urn:schemas-microsoft-com:vml" xmlns:wp14="http://schemas.microsoft.com/office/word/2010/wordprocessingDrawing" xmlns:wp="http://schemas.openxmlformats.org/drawingml/2006/wordprocessingDrawing" xmlns:w10="urn:schemas-microsoft-com:office:word" xmlns:w="http://schemas.openxmlformats.org/wordprocessingml/2006/main" xmlns:w14="http://schemas.microsoft.com/office/word/2010/wordml" xmlns:w15="http://schemas.microsoft.com/office/word/2012/wordml" xmlns:w16cex="http://schemas.microsoft.com/office/word/2018/wordml/cex" xmlns:w16cid="http://schemas.microsoft.com/office/word/2016/wordml/cid" xmlns:w16="http://schemas.microsoft.com/office/word/2018/wordml" xmlns:w16se="http://schemas.microsoft.com/office/word/2015/wordml/symex" xmlns:wpg="http://schemas.microsoft.com/office/word/2010/wordprocessingGroup" xmlns:wpi="http://schemas.microsoft.com/office/word/2010/wordprocessingInk" xmlns:wne="http://schemas.microsoft.com/office/word/2006/wordml" xmlns:wps="http://schemas.microsoft.com/office/word/2010/wordprocessingShape" mc:Ignorable="w14 w15 w16se w16cid w16 w16cex wp14">
+<w:ftr xmlns:wpc="http://schemas.microsoft.com/office/word/2010/wordprocessingCanvas" xmlns:cx="http://schemas.microsoft.com/office/drawing/2014/chartex" xmlns:cx1="http://schemas.microsoft.com/office/drawing/2015/9/8/chartex" xmlns:cx2="http://schemas.microsoft.com/office/drawing/2015/10/21/chartex" xmlns:cx3="http://schemas.microsoft.com/office/drawing/2016/5/9/chartex" xmlns:cx4="http://schemas.microsoft.com/office/drawing/2016/5/10/chartex" xmlns:cx5="http://schemas.microsoft.com/office/drawing/2016/5/11/chartex" xmlns:cx6="http://schemas.microsoft.com/office/drawing/2016/5/12/chartex" xmlns:cx7="http://schemas.microsoft.com/office/drawing/2016/5/13/chartex" xmlns:cx8="http://schemas.microsoft.com/office/drawing/2016/5/14/chartex" xmlns:mc="http://schemas.openxmlformats.org/markup-compatibility/2006" xmlns:aink="http://schemas.microsoft.com/office/drawing/2016/ink" xmlns:am3d="http://schemas.microsoft.com/office/drawing/2017/model3d" xmlns:o="urn:schemas-microsoft-com:office:office" xmlns:oel="http://schemas.microsoft.com/office/2019/extlst" xmlns:r="http://schemas.openxmlformats.org/officeDocument/2006/relationships" xmlns:m="http://schemas.openxmlformats.org/officeDocument/2006/math" xmlns:v="urn:schemas-microsoft-com:vml" xmlns:wp14="http://schemas.microsoft.com/office/word/2010/wordprocessingDrawing" xmlns:wp="http://schemas.openxmlformats.org/drawingml/2006/wordprocessingDrawing" xmlns:w10="urn:schemas-microsoft-com:office:word" xmlns:w="http://schemas.openxmlformats.org/wordprocessingml/2006/main" xmlns:w14="http://schemas.microsoft.com/office/word/2010/wordml" xmlns:w15="http://schemas.microsoft.com/office/word/2012/wordml" xmlns:w16cex="http://schemas.microsoft.com/office/word/2018/wordml/cex" xmlns:w16cid="http://schemas.microsoft.com/office/word/2016/wordml/cid" xmlns:w16="http://schemas.microsoft.com/office/word/2018/wordml" xmlns:w16du="http://schemas.microsoft.com/office/word/2023/wordml/word16du" xmlns:w16sdtdh="http://schemas.microsoft.com/office/word/2020/wordml/sdtdatahash" xmlns:w16sdtfl="http://schemas.microsoft.com/office/word/2024/wordml/sdtformatlock" xmlns:w16se="http://schemas.microsoft.com/office/word/2015/wordml/symex" xmlns:wpg="http://schemas.microsoft.com/office/word/2010/wordprocessingGroup" xmlns:wpi="http://schemas.microsoft.com/office/word/2010/wordprocessingInk" xmlns:wne="http://schemas.microsoft.com/office/word/2006/wordml" xmlns:wps="http://schemas.microsoft.com/office/word/2010/wordprocessingShape" mc:Ignorable="w14 w15 w16se w16cid w16 w16cex w16sdtdh w16sdtfl w16du wp14">
   <w:p>
     <w:pPr>
       <w:pStyle w:val="PieddepageETML-ES"/>
@@ -1558,7 +1607,7 @@
         <w:color w:val="595959" w:themeColor="text1" w:themeTint="A6"/>
       </w:rPr>
       <w:drawing>
-        <wp:anchor distT="0" distB="0" distL="114300" distR="114300" simplePos="0" relativeHeight="251659264" behindDoc="0" locked="0" layoutInCell="1" allowOverlap="1" wp14:anchorId="4A990473" wp14:editId="6B4C809F">
+        <wp:anchor distT="0" distB="0" distL="114300" distR="114300" simplePos="0" relativeHeight="251658240" behindDoc="0" locked="0" layoutInCell="1" allowOverlap="1" wp14:anchorId="4A990473" wp14:editId="6B4C809F">
           <wp:simplePos x="0" y="0"/>
           <wp:positionH relativeFrom="column">
             <wp:posOffset>-3810</wp:posOffset>
@@ -1703,7 +1752,7 @@
     <w:hyperlink r:id="rId2" w:history="1">
       <w:r>
         <w:rPr>
-          <w:rStyle w:val="Lienhypertexte"/>
+          <w:rStyle w:val="Hyperlink"/>
           <w:rFonts w:ascii="Helvetica" w:eastAsiaTheme="minorEastAsia" w:hAnsi="Helvetica"/>
         </w:rPr>
         <w:t>www.etml.ch</w:t>
@@ -1723,7 +1772,7 @@
     </w:pPr>
     <w:r>
       <w:rPr>
-        <w:rStyle w:val="Lienhypertexte"/>
+        <w:rStyle w:val="Hyperlink"/>
         <w:rFonts w:ascii="Helvetica" w:eastAsiaTheme="minorEastAsia" w:hAnsi="Helvetica"/>
         <w:color w:val="595959" w:themeColor="text1" w:themeTint="A6"/>
         <w:u w:val="none"/>
@@ -1880,7 +1929,7 @@
 </file>
 
 <file path=word/footnotes.xml><?xml version="1.0" encoding="utf-8"?>
-<w:footnotes xmlns:wpc="http://schemas.microsoft.com/office/word/2010/wordprocessingCanvas" xmlns:cx="http://schemas.microsoft.com/office/drawing/2014/chartex" xmlns:cx1="http://schemas.microsoft.com/office/drawing/2015/9/8/chartex" xmlns:cx2="http://schemas.microsoft.com/office/drawing/2015/10/21/chartex" xmlns:cx3="http://schemas.microsoft.com/office/drawing/2016/5/9/chartex" xmlns:cx4="http://schemas.microsoft.com/office/drawing/2016/5/10/chartex" xmlns:cx5="http://schemas.microsoft.com/office/drawing/2016/5/11/chartex" xmlns:cx6="http://schemas.microsoft.com/office/drawing/2016/5/12/chartex" xmlns:cx7="http://schemas.microsoft.com/office/drawing/2016/5/13/chartex" xmlns:cx8="http://schemas.microsoft.com/office/drawing/2016/5/14/chartex" xmlns:mc="http://schemas.openxmlformats.org/markup-compatibility/2006" xmlns:aink="http://schemas.microsoft.com/office/drawing/2016/ink" xmlns:am3d="http://schemas.microsoft.com/office/drawing/2017/model3d" xmlns:o="urn:schemas-microsoft-com:office:office" xmlns:r="http://schemas.openxmlformats.org/officeDocument/2006/relationships" xmlns:m="http://schemas.openxmlformats.org/officeDocument/2006/math" xmlns:v="urn:schemas-microsoft-com:vml" xmlns:wp14="http://schemas.microsoft.com/office/word/2010/wordprocessingDrawing" xmlns:wp="http://schemas.openxmlformats.org/drawingml/2006/wordprocessingDrawing" xmlns:w10="urn:schemas-microsoft-com:office:word" xmlns:w="http://schemas.openxmlformats.org/wordprocessingml/2006/main" xmlns:w14="http://schemas.microsoft.com/office/word/2010/wordml" xmlns:w15="http://schemas.microsoft.com/office/word/2012/wordml" xmlns:w16cex="http://schemas.microsoft.com/office/word/2018/wordml/cex" xmlns:w16cid="http://schemas.microsoft.com/office/word/2016/wordml/cid" xmlns:w16="http://schemas.microsoft.com/office/word/2018/wordml" xmlns:w16se="http://schemas.microsoft.com/office/word/2015/wordml/symex" xmlns:wpg="http://schemas.microsoft.com/office/word/2010/wordprocessingGroup" xmlns:wpi="http://schemas.microsoft.com/office/word/2010/wordprocessingInk" xmlns:wne="http://schemas.microsoft.com/office/word/2006/wordml" xmlns:wps="http://schemas.microsoft.com/office/word/2010/wordprocessingShape" mc:Ignorable="w14 w15 w16se w16cid w16 w16cex wp14">
+<w:footnotes xmlns:wpc="http://schemas.microsoft.com/office/word/2010/wordprocessingCanvas" xmlns:cx="http://schemas.microsoft.com/office/drawing/2014/chartex" xmlns:cx1="http://schemas.microsoft.com/office/drawing/2015/9/8/chartex" xmlns:cx2="http://schemas.microsoft.com/office/drawing/2015/10/21/chartex" xmlns:cx3="http://schemas.microsoft.com/office/drawing/2016/5/9/chartex" xmlns:cx4="http://schemas.microsoft.com/office/drawing/2016/5/10/chartex" xmlns:cx5="http://schemas.microsoft.com/office/drawing/2016/5/11/chartex" xmlns:cx6="http://schemas.microsoft.com/office/drawing/2016/5/12/chartex" xmlns:cx7="http://schemas.microsoft.com/office/drawing/2016/5/13/chartex" xmlns:cx8="http://schemas.microsoft.com/office/drawing/2016/5/14/chartex" xmlns:mc="http://schemas.openxmlformats.org/markup-compatibility/2006" xmlns:aink="http://schemas.microsoft.com/office/drawing/2016/ink" xmlns:am3d="http://schemas.microsoft.com/office/drawing/2017/model3d" xmlns:o="urn:schemas-microsoft-com:office:office" xmlns:oel="http://schemas.microsoft.com/office/2019/extlst" xmlns:r="http://schemas.openxmlformats.org/officeDocument/2006/relationships" xmlns:m="http://schemas.openxmlformats.org/officeDocument/2006/math" xmlns:v="urn:schemas-microsoft-com:vml" xmlns:wp14="http://schemas.microsoft.com/office/word/2010/wordprocessingDrawing" xmlns:wp="http://schemas.openxmlformats.org/drawingml/2006/wordprocessingDrawing" xmlns:w10="urn:schemas-microsoft-com:office:word" xmlns:w="http://schemas.openxmlformats.org/wordprocessingml/2006/main" xmlns:w14="http://schemas.microsoft.com/office/word/2010/wordml" xmlns:w15="http://schemas.microsoft.com/office/word/2012/wordml" xmlns:w16cex="http://schemas.microsoft.com/office/word/2018/wordml/cex" xmlns:w16cid="http://schemas.microsoft.com/office/word/2016/wordml/cid" xmlns:w16="http://schemas.microsoft.com/office/word/2018/wordml" xmlns:w16du="http://schemas.microsoft.com/office/word/2023/wordml/word16du" xmlns:w16sdtdh="http://schemas.microsoft.com/office/word/2020/wordml/sdtdatahash" xmlns:w16sdtfl="http://schemas.microsoft.com/office/word/2024/wordml/sdtformatlock" xmlns:w16se="http://schemas.microsoft.com/office/word/2015/wordml/symex" xmlns:wpg="http://schemas.microsoft.com/office/word/2010/wordprocessingGroup" xmlns:wpi="http://schemas.microsoft.com/office/word/2010/wordprocessingInk" xmlns:wne="http://schemas.microsoft.com/office/word/2006/wordml" xmlns:wps="http://schemas.microsoft.com/office/word/2010/wordprocessingShape" mc:Ignorable="w14 w15 w16se w16cid w16 w16cex w16sdtdh w16sdtfl w16du wp14">
   <w:footnote w:type="separator" w:id="-1">
     <w:p>
       <w:r>
@@ -1894,12 +1943,15 @@
         <w:continuationSeparator/>
       </w:r>
     </w:p>
+  </w:footnote>
+  <w:footnote w:type="continuationNotice" w:id="1">
+    <w:p/>
   </w:footnote>
 </w:footnotes>
 </file>
 
 <file path=word/header1.xml><?xml version="1.0" encoding="utf-8"?>
-<w:hdr xmlns:wpc="http://schemas.microsoft.com/office/word/2010/wordprocessingCanvas" xmlns:cx="http://schemas.microsoft.com/office/drawing/2014/chartex" xmlns:cx1="http://schemas.microsoft.com/office/drawing/2015/9/8/chartex" xmlns:cx2="http://schemas.microsoft.com/office/drawing/2015/10/21/chartex" xmlns:cx3="http://schemas.microsoft.com/office/drawing/2016/5/9/chartex" xmlns:cx4="http://schemas.microsoft.com/office/drawing/2016/5/10/chartex" xmlns:cx5="http://schemas.microsoft.com/office/drawing/2016/5/11/chartex" xmlns:cx6="http://schemas.microsoft.com/office/drawing/2016/5/12/chartex" xmlns:cx7="http://schemas.microsoft.com/office/drawing/2016/5/13/chartex" xmlns:cx8="http://schemas.microsoft.com/office/drawing/2016/5/14/chartex" xmlns:mc="http://schemas.openxmlformats.org/markup-compatibility/2006" xmlns:aink="http://schemas.microsoft.com/office/drawing/2016/ink" xmlns:am3d="http://schemas.microsoft.com/office/drawing/2017/model3d" xmlns:o="urn:schemas-microsoft-com:office:office" xmlns:r="http://schemas.openxmlformats.org/officeDocument/2006/relationships" xmlns:m="http://schemas.openxmlformats.org/officeDocument/2006/math" xmlns:v="urn:schemas-microsoft-com:vml" xmlns:wp14="http://schemas.microsoft.com/office/word/2010/wordprocessingDrawing" xmlns:wp="http://schemas.openxmlformats.org/drawingml/2006/wordprocessingDrawing" xmlns:w10="urn:schemas-microsoft-com:office:word" xmlns:w="http://schemas.openxmlformats.org/wordprocessingml/2006/main" xmlns:w14="http://schemas.microsoft.com/office/word/2010/wordml" xmlns:w15="http://schemas.microsoft.com/office/word/2012/wordml" xmlns:w16cex="http://schemas.microsoft.com/office/word/2018/wordml/cex" xmlns:w16cid="http://schemas.microsoft.com/office/word/2016/wordml/cid" xmlns:w16="http://schemas.microsoft.com/office/word/2018/wordml" xmlns:w16se="http://schemas.microsoft.com/office/word/2015/wordml/symex" xmlns:wpg="http://schemas.microsoft.com/office/word/2010/wordprocessingGroup" xmlns:wpi="http://schemas.microsoft.com/office/word/2010/wordprocessingInk" xmlns:wne="http://schemas.microsoft.com/office/word/2006/wordml" xmlns:wps="http://schemas.microsoft.com/office/word/2010/wordprocessingShape" mc:Ignorable="w14 w15 w16se w16cid w16 w16cex wp14">
+<w:hdr xmlns:wpc="http://schemas.microsoft.com/office/word/2010/wordprocessingCanvas" xmlns:cx="http://schemas.microsoft.com/office/drawing/2014/chartex" xmlns:cx1="http://schemas.microsoft.com/office/drawing/2015/9/8/chartex" xmlns:cx2="http://schemas.microsoft.com/office/drawing/2015/10/21/chartex" xmlns:cx3="http://schemas.microsoft.com/office/drawing/2016/5/9/chartex" xmlns:cx4="http://schemas.microsoft.com/office/drawing/2016/5/10/chartex" xmlns:cx5="http://schemas.microsoft.com/office/drawing/2016/5/11/chartex" xmlns:cx6="http://schemas.microsoft.com/office/drawing/2016/5/12/chartex" xmlns:cx7="http://schemas.microsoft.com/office/drawing/2016/5/13/chartex" xmlns:cx8="http://schemas.microsoft.com/office/drawing/2016/5/14/chartex" xmlns:mc="http://schemas.openxmlformats.org/markup-compatibility/2006" xmlns:aink="http://schemas.microsoft.com/office/drawing/2016/ink" xmlns:am3d="http://schemas.microsoft.com/office/drawing/2017/model3d" xmlns:o="urn:schemas-microsoft-com:office:office" xmlns:oel="http://schemas.microsoft.com/office/2019/extlst" xmlns:r="http://schemas.openxmlformats.org/officeDocument/2006/relationships" xmlns:m="http://schemas.openxmlformats.org/officeDocument/2006/math" xmlns:v="urn:schemas-microsoft-com:vml" xmlns:wp14="http://schemas.microsoft.com/office/word/2010/wordprocessingDrawing" xmlns:wp="http://schemas.openxmlformats.org/drawingml/2006/wordprocessingDrawing" xmlns:w10="urn:schemas-microsoft-com:office:word" xmlns:w="http://schemas.openxmlformats.org/wordprocessingml/2006/main" xmlns:w14="http://schemas.microsoft.com/office/word/2010/wordml" xmlns:w15="http://schemas.microsoft.com/office/word/2012/wordml" xmlns:w16cex="http://schemas.microsoft.com/office/word/2018/wordml/cex" xmlns:w16cid="http://schemas.microsoft.com/office/word/2016/wordml/cid" xmlns:w16="http://schemas.microsoft.com/office/word/2018/wordml" xmlns:w16du="http://schemas.microsoft.com/office/word/2023/wordml/word16du" xmlns:w16sdtdh="http://schemas.microsoft.com/office/word/2020/wordml/sdtdatahash" xmlns:w16sdtfl="http://schemas.microsoft.com/office/word/2024/wordml/sdtformatlock" xmlns:w16se="http://schemas.microsoft.com/office/word/2015/wordml/symex" xmlns:wpg="http://schemas.microsoft.com/office/word/2010/wordprocessingGroup" xmlns:wpi="http://schemas.microsoft.com/office/word/2010/wordprocessingInk" xmlns:wne="http://schemas.microsoft.com/office/word/2006/wordml" xmlns:wps="http://schemas.microsoft.com/office/word/2010/wordprocessingShape" mc:Ignorable="w14 w15 w16se w16cid w16 w16cex w16sdtdh w16sdtfl w16du wp14">
   <w:p>
     <w:pPr>
       <w:pStyle w:val="En-tteETML-ES"/>
@@ -1990,7 +2042,7 @@
   </w:p>
   <w:p>
     <w:pPr>
-      <w:pStyle w:val="En-tte"/>
+      <w:pStyle w:val="Header"/>
       <w:pBdr>
         <w:bottom w:val="single" w:sz="4" w:space="1" w:color="auto"/>
       </w:pBdr>
@@ -2007,7 +2059,7 @@
 </file>
 
 <file path=word/header2.xml><?xml version="1.0" encoding="utf-8"?>
-<w:hdr xmlns:wpc="http://schemas.microsoft.com/office/word/2010/wordprocessingCanvas" xmlns:cx="http://schemas.microsoft.com/office/drawing/2014/chartex" xmlns:cx1="http://schemas.microsoft.com/office/drawing/2015/9/8/chartex" xmlns:cx2="http://schemas.microsoft.com/office/drawing/2015/10/21/chartex" xmlns:cx3="http://schemas.microsoft.com/office/drawing/2016/5/9/chartex" xmlns:cx4="http://schemas.microsoft.com/office/drawing/2016/5/10/chartex" xmlns:cx5="http://schemas.microsoft.com/office/drawing/2016/5/11/chartex" xmlns:cx6="http://schemas.microsoft.com/office/drawing/2016/5/12/chartex" xmlns:cx7="http://schemas.microsoft.com/office/drawing/2016/5/13/chartex" xmlns:cx8="http://schemas.microsoft.com/office/drawing/2016/5/14/chartex" xmlns:mc="http://schemas.openxmlformats.org/markup-compatibility/2006" xmlns:aink="http://schemas.microsoft.com/office/drawing/2016/ink" xmlns:am3d="http://schemas.microsoft.com/office/drawing/2017/model3d" xmlns:o="urn:schemas-microsoft-com:office:office" xmlns:r="http://schemas.openxmlformats.org/officeDocument/2006/relationships" xmlns:m="http://schemas.openxmlformats.org/officeDocument/2006/math" xmlns:v="urn:schemas-microsoft-com:vml" xmlns:wp14="http://schemas.microsoft.com/office/word/2010/wordprocessingDrawing" xmlns:wp="http://schemas.openxmlformats.org/drawingml/2006/wordprocessingDrawing" xmlns:w10="urn:schemas-microsoft-com:office:word" xmlns:w="http://schemas.openxmlformats.org/wordprocessingml/2006/main" xmlns:w14="http://schemas.microsoft.com/office/word/2010/wordml" xmlns:w15="http://schemas.microsoft.com/office/word/2012/wordml" xmlns:w16cex="http://schemas.microsoft.com/office/word/2018/wordml/cex" xmlns:w16cid="http://schemas.microsoft.com/office/word/2016/wordml/cid" xmlns:w16="http://schemas.microsoft.com/office/word/2018/wordml" xmlns:w16se="http://schemas.microsoft.com/office/word/2015/wordml/symex" xmlns:wpg="http://schemas.microsoft.com/office/word/2010/wordprocessingGroup" xmlns:wpi="http://schemas.microsoft.com/office/word/2010/wordprocessingInk" xmlns:wne="http://schemas.microsoft.com/office/word/2006/wordml" xmlns:wps="http://schemas.microsoft.com/office/word/2010/wordprocessingShape" mc:Ignorable="w14 w15 w16se w16cid w16 w16cex wp14">
+<w:hdr xmlns:wpc="http://schemas.microsoft.com/office/word/2010/wordprocessingCanvas" xmlns:cx="http://schemas.microsoft.com/office/drawing/2014/chartex" xmlns:cx1="http://schemas.microsoft.com/office/drawing/2015/9/8/chartex" xmlns:cx2="http://schemas.microsoft.com/office/drawing/2015/10/21/chartex" xmlns:cx3="http://schemas.microsoft.com/office/drawing/2016/5/9/chartex" xmlns:cx4="http://schemas.microsoft.com/office/drawing/2016/5/10/chartex" xmlns:cx5="http://schemas.microsoft.com/office/drawing/2016/5/11/chartex" xmlns:cx6="http://schemas.microsoft.com/office/drawing/2016/5/12/chartex" xmlns:cx7="http://schemas.microsoft.com/office/drawing/2016/5/13/chartex" xmlns:cx8="http://schemas.microsoft.com/office/drawing/2016/5/14/chartex" xmlns:mc="http://schemas.openxmlformats.org/markup-compatibility/2006" xmlns:aink="http://schemas.microsoft.com/office/drawing/2016/ink" xmlns:am3d="http://schemas.microsoft.com/office/drawing/2017/model3d" xmlns:o="urn:schemas-microsoft-com:office:office" xmlns:oel="http://schemas.microsoft.com/office/2019/extlst" xmlns:r="http://schemas.openxmlformats.org/officeDocument/2006/relationships" xmlns:m="http://schemas.openxmlformats.org/officeDocument/2006/math" xmlns:v="urn:schemas-microsoft-com:vml" xmlns:wp14="http://schemas.microsoft.com/office/word/2010/wordprocessingDrawing" xmlns:wp="http://schemas.openxmlformats.org/drawingml/2006/wordprocessingDrawing" xmlns:w10="urn:schemas-microsoft-com:office:word" xmlns:w="http://schemas.openxmlformats.org/wordprocessingml/2006/main" xmlns:w14="http://schemas.microsoft.com/office/word/2010/wordml" xmlns:w15="http://schemas.microsoft.com/office/word/2012/wordml" xmlns:w16cex="http://schemas.microsoft.com/office/word/2018/wordml/cex" xmlns:w16cid="http://schemas.microsoft.com/office/word/2016/wordml/cid" xmlns:w16="http://schemas.microsoft.com/office/word/2018/wordml" xmlns:w16du="http://schemas.microsoft.com/office/word/2023/wordml/word16du" xmlns:w16sdtdh="http://schemas.microsoft.com/office/word/2020/wordml/sdtdatahash" xmlns:w16sdtfl="http://schemas.microsoft.com/office/word/2024/wordml/sdtformatlock" xmlns:w16se="http://schemas.microsoft.com/office/word/2015/wordml/symex" xmlns:wpg="http://schemas.microsoft.com/office/word/2010/wordprocessingGroup" xmlns:wpi="http://schemas.microsoft.com/office/word/2010/wordprocessingInk" xmlns:wne="http://schemas.microsoft.com/office/word/2006/wordml" xmlns:wps="http://schemas.microsoft.com/office/word/2010/wordprocessingShape" mc:Ignorable="w14 w15 w16se w16cid w16 w16cex w16sdtdh w16sdtfl w16du wp14">
   <w:p>
     <w:pPr>
       <w:pStyle w:val="En-tteETML-ES"/>
@@ -2125,7 +2177,7 @@
   </w:p>
   <w:p>
     <w:pPr>
-      <w:pStyle w:val="En-tte"/>
+      <w:pStyle w:val="Header"/>
       <w:tabs>
         <w:tab w:val="clear" w:pos="4536"/>
         <w:tab w:val="clear" w:pos="9072"/>
@@ -2161,15 +2213,214 @@
   </w:p>
   <w:p>
     <w:pPr>
-      <w:pStyle w:val="En-tte"/>
+      <w:pStyle w:val="Header"/>
     </w:pPr>
   </w:p>
 </w:hdr>
 </file>
 
 <file path=word/numbering.xml><?xml version="1.0" encoding="utf-8"?>
-<w:numbering xmlns:wpc="http://schemas.microsoft.com/office/word/2010/wordprocessingCanvas" xmlns:cx="http://schemas.microsoft.com/office/drawing/2014/chartex" xmlns:cx1="http://schemas.microsoft.com/office/drawing/2015/9/8/chartex" xmlns:cx2="http://schemas.microsoft.com/office/drawing/2015/10/21/chartex" xmlns:cx3="http://schemas.microsoft.com/office/drawing/2016/5/9/chartex" xmlns:cx4="http://schemas.microsoft.com/office/drawing/2016/5/10/chartex" xmlns:cx5="http://schemas.microsoft.com/office/drawing/2016/5/11/chartex" xmlns:cx6="http://schemas.microsoft.com/office/drawing/2016/5/12/chartex" xmlns:cx7="http://schemas.microsoft.com/office/drawing/2016/5/13/chartex" xmlns:cx8="http://schemas.microsoft.com/office/drawing/2016/5/14/chartex" xmlns:mc="http://schemas.openxmlformats.org/markup-compatibility/2006" xmlns:aink="http://schemas.microsoft.com/office/drawing/2016/ink" xmlns:am3d="http://schemas.microsoft.com/office/drawing/2017/model3d" xmlns:o="urn:schemas-microsoft-com:office:office" xmlns:r="http://schemas.openxmlformats.org/officeDocument/2006/relationships" xmlns:m="http://schemas.openxmlformats.org/officeDocument/2006/math" xmlns:v="urn:schemas-microsoft-com:vml" xmlns:wp14="http://schemas.microsoft.com/office/word/2010/wordprocessingDrawing" xmlns:wp="http://schemas.openxmlformats.org/drawingml/2006/wordprocessingDrawing" xmlns:w10="urn:schemas-microsoft-com:office:word" xmlns:w="http://schemas.openxmlformats.org/wordprocessingml/2006/main" xmlns:w14="http://schemas.microsoft.com/office/word/2010/wordml" xmlns:w15="http://schemas.microsoft.com/office/word/2012/wordml" xmlns:w16cex="http://schemas.microsoft.com/office/word/2018/wordml/cex" xmlns:w16cid="http://schemas.microsoft.com/office/word/2016/wordml/cid" xmlns:w16="http://schemas.microsoft.com/office/word/2018/wordml" xmlns:w16se="http://schemas.microsoft.com/office/word/2015/wordml/symex" xmlns:wpg="http://schemas.microsoft.com/office/word/2010/wordprocessingGroup" xmlns:wpi="http://schemas.microsoft.com/office/word/2010/wordprocessingInk" xmlns:wne="http://schemas.microsoft.com/office/word/2006/wordml" xmlns:wps="http://schemas.microsoft.com/office/word/2010/wordprocessingShape" mc:Ignorable="w14 w15 w16se w16cid w16 w16cex wp14">
+<w:numbering xmlns:wpc="http://schemas.microsoft.com/office/word/2010/wordprocessingCanvas" xmlns:cx="http://schemas.microsoft.com/office/drawing/2014/chartex" xmlns:cx1="http://schemas.microsoft.com/office/drawing/2015/9/8/chartex" xmlns:cx2="http://schemas.microsoft.com/office/drawing/2015/10/21/chartex" xmlns:cx3="http://schemas.microsoft.com/office/drawing/2016/5/9/chartex" xmlns:cx4="http://schemas.microsoft.com/office/drawing/2016/5/10/chartex" xmlns:cx5="http://schemas.microsoft.com/office/drawing/2016/5/11/chartex" xmlns:cx6="http://schemas.microsoft.com/office/drawing/2016/5/12/chartex" xmlns:cx7="http://schemas.microsoft.com/office/drawing/2016/5/13/chartex" xmlns:cx8="http://schemas.microsoft.com/office/drawing/2016/5/14/chartex" xmlns:mc="http://schemas.openxmlformats.org/markup-compatibility/2006" xmlns:aink="http://schemas.microsoft.com/office/drawing/2016/ink" xmlns:am3d="http://schemas.microsoft.com/office/drawing/2017/model3d" xmlns:o="urn:schemas-microsoft-com:office:office" xmlns:oel="http://schemas.microsoft.com/office/2019/extlst" xmlns:r="http://schemas.openxmlformats.org/officeDocument/2006/relationships" xmlns:m="http://schemas.openxmlformats.org/officeDocument/2006/math" xmlns:v="urn:schemas-microsoft-com:vml" xmlns:wp14="http://schemas.microsoft.com/office/word/2010/wordprocessingDrawing" xmlns:wp="http://schemas.openxmlformats.org/drawingml/2006/wordprocessingDrawing" xmlns:w10="urn:schemas-microsoft-com:office:word" xmlns:w="http://schemas.openxmlformats.org/wordprocessingml/2006/main" xmlns:w14="http://schemas.microsoft.com/office/word/2010/wordml" xmlns:w15="http://schemas.microsoft.com/office/word/2012/wordml" xmlns:w16cex="http://schemas.microsoft.com/office/word/2018/wordml/cex" xmlns:w16cid="http://schemas.microsoft.com/office/word/2016/wordml/cid" xmlns:w16="http://schemas.microsoft.com/office/word/2018/wordml" xmlns:w16du="http://schemas.microsoft.com/office/word/2023/wordml/word16du" xmlns:w16sdtdh="http://schemas.microsoft.com/office/word/2020/wordml/sdtdatahash" xmlns:w16sdtfl="http://schemas.microsoft.com/office/word/2024/wordml/sdtformatlock" xmlns:w16se="http://schemas.microsoft.com/office/word/2015/wordml/symex" xmlns:wpg="http://schemas.microsoft.com/office/word/2010/wordprocessingGroup" xmlns:wpi="http://schemas.microsoft.com/office/word/2010/wordprocessingInk" xmlns:wne="http://schemas.microsoft.com/office/word/2006/wordml" xmlns:wps="http://schemas.microsoft.com/office/word/2010/wordprocessingShape" mc:Ignorable="w14 w15 w16se w16cid w16 w16cex w16sdtdh w16sdtfl w16du wp14">
   <w:abstractNum w:abstractNumId="0" w15:restartNumberingAfterBreak="0">
+    <w:nsid w:val="0DFB0AF4"/>
+    <w:multiLevelType w:val="hybridMultilevel"/>
+    <w:tmpl w:val="BA6EAA92"/>
+    <w:lvl w:ilvl="0" w:tplc="100C000F">
+      <w:start w:val="1"/>
+      <w:numFmt w:val="decimal"/>
+      <w:lvlText w:val="%1."/>
+      <w:lvlJc w:val="left"/>
+      <w:pPr>
+        <w:ind w:left="720" w:hanging="360"/>
+      </w:pPr>
+    </w:lvl>
+    <w:lvl w:ilvl="1" w:tplc="100C0019" w:tentative="1">
+      <w:start w:val="1"/>
+      <w:numFmt w:val="lowerLetter"/>
+      <w:lvlText w:val="%2."/>
+      <w:lvlJc w:val="left"/>
+      <w:pPr>
+        <w:ind w:left="1440" w:hanging="360"/>
+      </w:pPr>
+    </w:lvl>
+    <w:lvl w:ilvl="2" w:tplc="100C001B" w:tentative="1">
+      <w:start w:val="1"/>
+      <w:numFmt w:val="lowerRoman"/>
+      <w:lvlText w:val="%3."/>
+      <w:lvlJc w:val="right"/>
+      <w:pPr>
+        <w:ind w:left="2160" w:hanging="180"/>
+      </w:pPr>
+    </w:lvl>
+    <w:lvl w:ilvl="3" w:tplc="100C000F" w:tentative="1">
+      <w:start w:val="1"/>
+      <w:numFmt w:val="decimal"/>
+      <w:lvlText w:val="%4."/>
+      <w:lvlJc w:val="left"/>
+      <w:pPr>
+        <w:ind w:left="2880" w:hanging="360"/>
+      </w:pPr>
+    </w:lvl>
+    <w:lvl w:ilvl="4" w:tplc="100C0019" w:tentative="1">
+      <w:start w:val="1"/>
+      <w:numFmt w:val="lowerLetter"/>
+      <w:lvlText w:val="%5."/>
+      <w:lvlJc w:val="left"/>
+      <w:pPr>
+        <w:ind w:left="3600" w:hanging="360"/>
+      </w:pPr>
+    </w:lvl>
+    <w:lvl w:ilvl="5" w:tplc="100C001B" w:tentative="1">
+      <w:start w:val="1"/>
+      <w:numFmt w:val="lowerRoman"/>
+      <w:lvlText w:val="%6."/>
+      <w:lvlJc w:val="right"/>
+      <w:pPr>
+        <w:ind w:left="4320" w:hanging="180"/>
+      </w:pPr>
+    </w:lvl>
+    <w:lvl w:ilvl="6" w:tplc="100C000F" w:tentative="1">
+      <w:start w:val="1"/>
+      <w:numFmt w:val="decimal"/>
+      <w:lvlText w:val="%7."/>
+      <w:lvlJc w:val="left"/>
+      <w:pPr>
+        <w:ind w:left="5040" w:hanging="360"/>
+      </w:pPr>
+    </w:lvl>
+    <w:lvl w:ilvl="7" w:tplc="100C0019" w:tentative="1">
+      <w:start w:val="1"/>
+      <w:numFmt w:val="lowerLetter"/>
+      <w:lvlText w:val="%8."/>
+      <w:lvlJc w:val="left"/>
+      <w:pPr>
+        <w:ind w:left="5760" w:hanging="360"/>
+      </w:pPr>
+    </w:lvl>
+    <w:lvl w:ilvl="8" w:tplc="100C001B" w:tentative="1">
+      <w:start w:val="1"/>
+      <w:numFmt w:val="lowerRoman"/>
+      <w:lvlText w:val="%9."/>
+      <w:lvlJc w:val="right"/>
+      <w:pPr>
+        <w:ind w:left="6480" w:hanging="180"/>
+      </w:pPr>
+    </w:lvl>
+  </w:abstractNum>
+  <w:abstractNum w:abstractNumId="1" w15:restartNumberingAfterBreak="0">
+    <w:nsid w:val="1AE74DBC"/>
+    <w:multiLevelType w:val="hybridMultilevel"/>
+    <w:tmpl w:val="AF6EB48A"/>
+    <w:lvl w:ilvl="0" w:tplc="100C000F">
+      <w:start w:val="1"/>
+      <w:numFmt w:val="decimal"/>
+      <w:lvlText w:val="%1."/>
+      <w:lvlJc w:val="left"/>
+      <w:pPr>
+        <w:ind w:left="720" w:hanging="360"/>
+      </w:pPr>
+      <w:rPr>
+        <w:rFonts w:hint="default"/>
+      </w:rPr>
+    </w:lvl>
+    <w:lvl w:ilvl="1" w:tplc="100C0003" w:tentative="1">
+      <w:start w:val="1"/>
+      <w:numFmt w:val="bullet"/>
+      <w:lvlText w:val="o"/>
+      <w:lvlJc w:val="left"/>
+      <w:pPr>
+        <w:ind w:left="1440" w:hanging="360"/>
+      </w:pPr>
+      <w:rPr>
+        <w:rFonts w:ascii="Courier New" w:hAnsi="Courier New" w:hint="default"/>
+      </w:rPr>
+    </w:lvl>
+    <w:lvl w:ilvl="2" w:tplc="100C0005" w:tentative="1">
+      <w:start w:val="1"/>
+      <w:numFmt w:val="bullet"/>
+      <w:lvlText w:val=""/>
+      <w:lvlJc w:val="left"/>
+      <w:pPr>
+        <w:ind w:left="2160" w:hanging="360"/>
+      </w:pPr>
+      <w:rPr>
+        <w:rFonts w:ascii="Wingdings" w:hAnsi="Wingdings" w:hint="default"/>
+      </w:rPr>
+    </w:lvl>
+    <w:lvl w:ilvl="3" w:tplc="100C0001" w:tentative="1">
+      <w:start w:val="1"/>
+      <w:numFmt w:val="bullet"/>
+      <w:lvlText w:val=""/>
+      <w:lvlJc w:val="left"/>
+      <w:pPr>
+        <w:ind w:left="2880" w:hanging="360"/>
+      </w:pPr>
+      <w:rPr>
+        <w:rFonts w:ascii="Symbol" w:hAnsi="Symbol" w:hint="default"/>
+      </w:rPr>
+    </w:lvl>
+    <w:lvl w:ilvl="4" w:tplc="100C0003" w:tentative="1">
+      <w:start w:val="1"/>
+      <w:numFmt w:val="bullet"/>
+      <w:lvlText w:val="o"/>
+      <w:lvlJc w:val="left"/>
+      <w:pPr>
+        <w:ind w:left="3600" w:hanging="360"/>
+      </w:pPr>
+      <w:rPr>
+        <w:rFonts w:ascii="Courier New" w:hAnsi="Courier New" w:hint="default"/>
+      </w:rPr>
+    </w:lvl>
+    <w:lvl w:ilvl="5" w:tplc="100C0005" w:tentative="1">
+      <w:start w:val="1"/>
+      <w:numFmt w:val="bullet"/>
+      <w:lvlText w:val=""/>
+      <w:lvlJc w:val="left"/>
+      <w:pPr>
+        <w:ind w:left="4320" w:hanging="360"/>
+      </w:pPr>
+      <w:rPr>
+        <w:rFonts w:ascii="Wingdings" w:hAnsi="Wingdings" w:hint="default"/>
+      </w:rPr>
+    </w:lvl>
+    <w:lvl w:ilvl="6" w:tplc="100C0001" w:tentative="1">
+      <w:start w:val="1"/>
+      <w:numFmt w:val="bullet"/>
+      <w:lvlText w:val=""/>
+      <w:lvlJc w:val="left"/>
+      <w:pPr>
+        <w:ind w:left="5040" w:hanging="360"/>
+      </w:pPr>
+      <w:rPr>
+        <w:rFonts w:ascii="Symbol" w:hAnsi="Symbol" w:hint="default"/>
+      </w:rPr>
+    </w:lvl>
+    <w:lvl w:ilvl="7" w:tplc="100C0003" w:tentative="1">
+      <w:start w:val="1"/>
+      <w:numFmt w:val="bullet"/>
+      <w:lvlText w:val="o"/>
+      <w:lvlJc w:val="left"/>
+      <w:pPr>
+        <w:ind w:left="5760" w:hanging="360"/>
+      </w:pPr>
+      <w:rPr>
+        <w:rFonts w:ascii="Courier New" w:hAnsi="Courier New" w:hint="default"/>
+      </w:rPr>
+    </w:lvl>
+    <w:lvl w:ilvl="8" w:tplc="100C0005" w:tentative="1">
+      <w:start w:val="1"/>
+      <w:numFmt w:val="bullet"/>
+      <w:lvlText w:val=""/>
+      <w:lvlJc w:val="left"/>
+      <w:pPr>
+        <w:ind w:left="6480" w:hanging="360"/>
+      </w:pPr>
+      <w:rPr>
+        <w:rFonts w:ascii="Wingdings" w:hAnsi="Wingdings" w:hint="default"/>
+      </w:rPr>
+    </w:lvl>
+  </w:abstractNum>
+  <w:abstractNum w:abstractNumId="2" w15:restartNumberingAfterBreak="0">
     <w:nsid w:val="28A61C7A"/>
     <w:multiLevelType w:val="hybridMultilevel"/>
     <w:tmpl w:val="68AE6D44"/>
@@ -2282,14 +2533,14 @@
       </w:rPr>
     </w:lvl>
   </w:abstractNum>
-  <w:abstractNum w:abstractNumId="1" w15:restartNumberingAfterBreak="0">
+  <w:abstractNum w:abstractNumId="3" w15:restartNumberingAfterBreak="0">
     <w:nsid w:val="3FC82AFD"/>
     <w:multiLevelType w:val="multilevel"/>
     <w:tmpl w:val="A432A0C8"/>
     <w:lvl w:ilvl="0">
       <w:start w:val="1"/>
       <w:numFmt w:val="decimal"/>
-      <w:pStyle w:val="Titre1"/>
+      <w:pStyle w:val="Heading1"/>
       <w:suff w:val="space"/>
       <w:lvlText w:val="%1"/>
       <w:lvlJc w:val="left"/>
@@ -2303,7 +2554,7 @@
     <w:lvl w:ilvl="1">
       <w:start w:val="1"/>
       <w:numFmt w:val="decimal"/>
-      <w:pStyle w:val="Titre2"/>
+      <w:pStyle w:val="Heading2"/>
       <w:suff w:val="space"/>
       <w:lvlText w:val="%1.%2"/>
       <w:lvlJc w:val="left"/>
@@ -2317,7 +2568,7 @@
     <w:lvl w:ilvl="2">
       <w:start w:val="1"/>
       <w:numFmt w:val="decimal"/>
-      <w:pStyle w:val="Titre3"/>
+      <w:pStyle w:val="Heading3"/>
       <w:suff w:val="space"/>
       <w:lvlText w:val="%1.%2.%3"/>
       <w:lvlJc w:val="left"/>
@@ -2331,7 +2582,7 @@
     <w:lvl w:ilvl="3">
       <w:start w:val="1"/>
       <w:numFmt w:val="decimal"/>
-      <w:pStyle w:val="Titre4"/>
+      <w:pStyle w:val="Heading4"/>
       <w:suff w:val="space"/>
       <w:lvlText w:val="%1.%2.%3.%4"/>
       <w:lvlJc w:val="left"/>
@@ -2345,7 +2596,7 @@
     <w:lvl w:ilvl="4">
       <w:start w:val="1"/>
       <w:numFmt w:val="decimal"/>
-      <w:pStyle w:val="Titre5"/>
+      <w:pStyle w:val="Heading5"/>
       <w:suff w:val="space"/>
       <w:lvlText w:val="%1.%2.%3.%4.%5"/>
       <w:lvlJc w:val="left"/>
@@ -2359,7 +2610,7 @@
     <w:lvl w:ilvl="5">
       <w:start w:val="1"/>
       <w:numFmt w:val="decimal"/>
-      <w:pStyle w:val="Titre6"/>
+      <w:pStyle w:val="Heading6"/>
       <w:suff w:val="space"/>
       <w:lvlText w:val="%1.%2.%3.%4.%5.%6"/>
       <w:lvlJc w:val="left"/>
@@ -2416,7 +2667,7 @@
       </w:rPr>
     </w:lvl>
   </w:abstractNum>
-  <w:abstractNum w:abstractNumId="2" w15:restartNumberingAfterBreak="0">
+  <w:abstractNum w:abstractNumId="4" w15:restartNumberingAfterBreak="0">
     <w:nsid w:val="413E18AC"/>
     <w:multiLevelType w:val="hybridMultilevel"/>
     <w:tmpl w:val="51545498"/>
@@ -2529,7 +2780,7 @@
       </w:rPr>
     </w:lvl>
   </w:abstractNum>
-  <w:abstractNum w:abstractNumId="3" w15:restartNumberingAfterBreak="0">
+  <w:abstractNum w:abstractNumId="5" w15:restartNumberingAfterBreak="0">
     <w:nsid w:val="43764A4C"/>
     <w:multiLevelType w:val="hybridMultilevel"/>
     <w:tmpl w:val="137E1594"/>
@@ -2642,7 +2893,120 @@
       </w:rPr>
     </w:lvl>
   </w:abstractNum>
-  <w:abstractNum w:abstractNumId="4" w15:restartNumberingAfterBreak="0">
+  <w:abstractNum w:abstractNumId="6" w15:restartNumberingAfterBreak="0">
+    <w:nsid w:val="49BA2364"/>
+    <w:multiLevelType w:val="hybridMultilevel"/>
+    <w:tmpl w:val="E1DA1A88"/>
+    <w:lvl w:ilvl="0" w:tplc="100C0001">
+      <w:start w:val="1"/>
+      <w:numFmt w:val="bullet"/>
+      <w:lvlText w:val=""/>
+      <w:lvlJc w:val="left"/>
+      <w:pPr>
+        <w:ind w:left="720" w:hanging="360"/>
+      </w:pPr>
+      <w:rPr>
+        <w:rFonts w:ascii="Symbol" w:hAnsi="Symbol" w:hint="default"/>
+      </w:rPr>
+    </w:lvl>
+    <w:lvl w:ilvl="1" w:tplc="100C0003" w:tentative="1">
+      <w:start w:val="1"/>
+      <w:numFmt w:val="bullet"/>
+      <w:lvlText w:val="o"/>
+      <w:lvlJc w:val="left"/>
+      <w:pPr>
+        <w:ind w:left="1440" w:hanging="360"/>
+      </w:pPr>
+      <w:rPr>
+        <w:rFonts w:ascii="Courier New" w:hAnsi="Courier New" w:cs="Courier New" w:hint="default"/>
+      </w:rPr>
+    </w:lvl>
+    <w:lvl w:ilvl="2" w:tplc="100C0005" w:tentative="1">
+      <w:start w:val="1"/>
+      <w:numFmt w:val="bullet"/>
+      <w:lvlText w:val=""/>
+      <w:lvlJc w:val="left"/>
+      <w:pPr>
+        <w:ind w:left="2160" w:hanging="360"/>
+      </w:pPr>
+      <w:rPr>
+        <w:rFonts w:ascii="Wingdings" w:hAnsi="Wingdings" w:hint="default"/>
+      </w:rPr>
+    </w:lvl>
+    <w:lvl w:ilvl="3" w:tplc="100C0001" w:tentative="1">
+      <w:start w:val="1"/>
+      <w:numFmt w:val="bullet"/>
+      <w:lvlText w:val=""/>
+      <w:lvlJc w:val="left"/>
+      <w:pPr>
+        <w:ind w:left="2880" w:hanging="360"/>
+      </w:pPr>
+      <w:rPr>
+        <w:rFonts w:ascii="Symbol" w:hAnsi="Symbol" w:hint="default"/>
+      </w:rPr>
+    </w:lvl>
+    <w:lvl w:ilvl="4" w:tplc="100C0003" w:tentative="1">
+      <w:start w:val="1"/>
+      <w:numFmt w:val="bullet"/>
+      <w:lvlText w:val="o"/>
+      <w:lvlJc w:val="left"/>
+      <w:pPr>
+        <w:ind w:left="3600" w:hanging="360"/>
+      </w:pPr>
+      <w:rPr>
+        <w:rFonts w:ascii="Courier New" w:hAnsi="Courier New" w:cs="Courier New" w:hint="default"/>
+      </w:rPr>
+    </w:lvl>
+    <w:lvl w:ilvl="5" w:tplc="100C0005" w:tentative="1">
+      <w:start w:val="1"/>
+      <w:numFmt w:val="bullet"/>
+      <w:lvlText w:val=""/>
+      <w:lvlJc w:val="left"/>
+      <w:pPr>
+        <w:ind w:left="4320" w:hanging="360"/>
+      </w:pPr>
+      <w:rPr>
+        <w:rFonts w:ascii="Wingdings" w:hAnsi="Wingdings" w:hint="default"/>
+      </w:rPr>
+    </w:lvl>
+    <w:lvl w:ilvl="6" w:tplc="100C0001" w:tentative="1">
+      <w:start w:val="1"/>
+      <w:numFmt w:val="bullet"/>
+      <w:lvlText w:val=""/>
+      <w:lvlJc w:val="left"/>
+      <w:pPr>
+        <w:ind w:left="5040" w:hanging="360"/>
+      </w:pPr>
+      <w:rPr>
+        <w:rFonts w:ascii="Symbol" w:hAnsi="Symbol" w:hint="default"/>
+      </w:rPr>
+    </w:lvl>
+    <w:lvl w:ilvl="7" w:tplc="100C0003" w:tentative="1">
+      <w:start w:val="1"/>
+      <w:numFmt w:val="bullet"/>
+      <w:lvlText w:val="o"/>
+      <w:lvlJc w:val="left"/>
+      <w:pPr>
+        <w:ind w:left="5760" w:hanging="360"/>
+      </w:pPr>
+      <w:rPr>
+        <w:rFonts w:ascii="Courier New" w:hAnsi="Courier New" w:cs="Courier New" w:hint="default"/>
+      </w:rPr>
+    </w:lvl>
+    <w:lvl w:ilvl="8" w:tplc="100C0005" w:tentative="1">
+      <w:start w:val="1"/>
+      <w:numFmt w:val="bullet"/>
+      <w:lvlText w:val=""/>
+      <w:lvlJc w:val="left"/>
+      <w:pPr>
+        <w:ind w:left="6480" w:hanging="360"/>
+      </w:pPr>
+      <w:rPr>
+        <w:rFonts w:ascii="Wingdings" w:hAnsi="Wingdings" w:hint="default"/>
+      </w:rPr>
+    </w:lvl>
+  </w:abstractNum>
+  <w:abstractNum w:abstractNumId="7" w15:restartNumberingAfterBreak="0">
     <w:nsid w:val="677F303E"/>
     <w:multiLevelType w:val="hybridMultilevel"/>
     <w:tmpl w:val="899A6960"/>
@@ -2755,7 +3119,7 @@
       </w:rPr>
     </w:lvl>
   </w:abstractNum>
-  <w:abstractNum w:abstractNumId="5" w15:restartNumberingAfterBreak="0">
+  <w:abstractNum w:abstractNumId="8" w15:restartNumberingAfterBreak="0">
     <w:nsid w:val="707636A1"/>
     <w:multiLevelType w:val="hybridMultilevel"/>
     <w:tmpl w:val="3A3C94F0"/>
@@ -2868,7 +3232,7 @@
       </w:rPr>
     </w:lvl>
   </w:abstractNum>
-  <w:abstractNum w:abstractNumId="6" w15:restartNumberingAfterBreak="0">
+  <w:abstractNum w:abstractNumId="9" w15:restartNumberingAfterBreak="0">
     <w:nsid w:val="770544FC"/>
     <w:multiLevelType w:val="hybridMultilevel"/>
     <w:tmpl w:val="9398CAF8"/>
@@ -2981,47 +3345,56 @@
       </w:rPr>
     </w:lvl>
   </w:abstractNum>
-  <w:num w:numId="1">
+  <w:num w:numId="1" w16cid:durableId="2001274661">
+    <w:abstractNumId w:val="3"/>
+  </w:num>
+  <w:num w:numId="2" w16cid:durableId="1075979351">
+    <w:abstractNumId w:val="3"/>
+  </w:num>
+  <w:num w:numId="3" w16cid:durableId="1356346591">
+    <w:abstractNumId w:val="3"/>
+  </w:num>
+  <w:num w:numId="4" w16cid:durableId="468134520">
+    <w:abstractNumId w:val="3"/>
+  </w:num>
+  <w:num w:numId="5" w16cid:durableId="2025400285">
+    <w:abstractNumId w:val="3"/>
+  </w:num>
+  <w:num w:numId="6" w16cid:durableId="2042128503">
+    <w:abstractNumId w:val="3"/>
+  </w:num>
+  <w:num w:numId="7" w16cid:durableId="1835140385">
+    <w:abstractNumId w:val="7"/>
+  </w:num>
+  <w:num w:numId="8" w16cid:durableId="1852062793">
+    <w:abstractNumId w:val="8"/>
+  </w:num>
+  <w:num w:numId="9" w16cid:durableId="1781953504">
+    <w:abstractNumId w:val="2"/>
+  </w:num>
+  <w:num w:numId="10" w16cid:durableId="959846477">
+    <w:abstractNumId w:val="4"/>
+  </w:num>
+  <w:num w:numId="11" w16cid:durableId="2055347653">
+    <w:abstractNumId w:val="9"/>
+  </w:num>
+  <w:num w:numId="12" w16cid:durableId="1192764774">
+    <w:abstractNumId w:val="5"/>
+  </w:num>
+  <w:num w:numId="13" w16cid:durableId="1758744003">
     <w:abstractNumId w:val="1"/>
   </w:num>
-  <w:num w:numId="2">
-    <w:abstractNumId w:val="1"/>
-  </w:num>
-  <w:num w:numId="3">
-    <w:abstractNumId w:val="1"/>
-  </w:num>
-  <w:num w:numId="4">
-    <w:abstractNumId w:val="1"/>
-  </w:num>
-  <w:num w:numId="5">
-    <w:abstractNumId w:val="1"/>
-  </w:num>
-  <w:num w:numId="6">
-    <w:abstractNumId w:val="1"/>
-  </w:num>
-  <w:num w:numId="7">
-    <w:abstractNumId w:val="4"/>
-  </w:num>
-  <w:num w:numId="8">
-    <w:abstractNumId w:val="5"/>
-  </w:num>
-  <w:num w:numId="9">
-    <w:abstractNumId w:val="0"/>
-  </w:num>
-  <w:num w:numId="10">
-    <w:abstractNumId w:val="2"/>
-  </w:num>
-  <w:num w:numId="11">
+  <w:num w:numId="14" w16cid:durableId="2008510669">
     <w:abstractNumId w:val="6"/>
   </w:num>
-  <w:num w:numId="12">
-    <w:abstractNumId w:val="3"/>
+  <w:num w:numId="15" w16cid:durableId="666904172">
+    <w:abstractNumId w:val="0"/>
   </w:num>
 </w:numbering>
 </file>
 
 <file path=word/styles.xml><?xml version="1.0" encoding="utf-8"?>
-<w:styles xmlns:mc="http://schemas.openxmlformats.org/markup-compatibility/2006" xmlns:r="http://schemas.openxmlformats.org/officeDocument/2006/relationships" xmlns:w="http://schemas.openxmlformats.org/wordprocessingml/2006/main" xmlns:w14="http://schemas.microsoft.com/office/word/2010/wordml" xmlns:w15="http://schemas.microsoft.com/office/word/2012/wordml" xmlns:w16cex="http://schemas.microsoft.com/office/word/2018/wordml/cex" xmlns:w16cid="http://schemas.microsoft.com/office/word/2016/wordml/cid" xmlns:w16="http://schemas.microsoft.com/office/word/2018/wordml" xmlns:w16se="http://schemas.microsoft.com/office/word/2015/wordml/symex" mc:Ignorable="w14 w15 w16se w16cid w16 w16cex">
+<w:styles xmlns:mc="http://schemas.openxmlformats.org/markup-compatibility/2006" xmlns:r="http://schemas.openxmlformats.org/officeDocument/2006/relationships" xmlns:w="http://schemas.openxmlformats.org/wordprocessingml/2006/main" xmlns:w14="http://schemas.microsoft.com/office/word/2010/wordml" xmlns:w15="http://schemas.microsoft.com/office/word/2012/wordml" xmlns:w16cex="http://schemas.microsoft.com/office/word/2018/wordml/cex" xmlns:w16cid="http://schemas.microsoft.com/office/word/2016/wordml/cid" xmlns:w16="http://schemas.microsoft.com/office/word/2018/wordml" xmlns:w16du="http://schemas.microsoft.com/office/word/2023/wordml/word16du" xmlns:w16sdtdh="http://schemas.microsoft.com/office/word/2020/wordml/sdtdatahash" xmlns:w16sdtfl="http://schemas.microsoft.com/office/word/2024/wordml/sdtformatlock" xmlns:w16se="http://schemas.microsoft.com/office/word/2015/wordml/symex" mc:Ignorable="w14 w15 w16se w16cid w16 w16cex w16sdtdh w16sdtfl w16du">
   <w:docDefaults>
     <w:rPrDefault>
       <w:rPr>
@@ -3417,11 +3790,11 @@
       <w:lang w:eastAsia="fr-FR"/>
     </w:rPr>
   </w:style>
-  <w:style w:type="paragraph" w:styleId="Titre1">
+  <w:style w:type="paragraph" w:styleId="Heading1">
     <w:name w:val="heading 1"/>
-    <w:basedOn w:val="Titre"/>
+    <w:basedOn w:val="Title"/>
     <w:next w:val="Normal"/>
-    <w:link w:val="Titre1Car"/>
+    <w:link w:val="Heading1Char"/>
     <w:qFormat/>
     <w:rsid w:val="00191271"/>
     <w:pPr>
@@ -3436,11 +3809,11 @@
       <w:szCs w:val="48"/>
     </w:rPr>
   </w:style>
-  <w:style w:type="paragraph" w:styleId="Titre2">
+  <w:style w:type="paragraph" w:styleId="Heading2">
     <w:name w:val="heading 2"/>
     <w:basedOn w:val="Normal"/>
     <w:next w:val="Normal"/>
-    <w:link w:val="Titre2Car"/>
+    <w:link w:val="Heading2Char"/>
     <w:qFormat/>
     <w:rsid w:val="00191271"/>
     <w:pPr>
@@ -3459,11 +3832,11 @@
       <w:szCs w:val="36"/>
     </w:rPr>
   </w:style>
-  <w:style w:type="paragraph" w:styleId="Titre3">
+  <w:style w:type="paragraph" w:styleId="Heading3">
     <w:name w:val="heading 3"/>
     <w:basedOn w:val="Normal"/>
     <w:next w:val="Normal"/>
-    <w:link w:val="Titre3Car"/>
+    <w:link w:val="Heading3Char"/>
     <w:qFormat/>
     <w:rsid w:val="00191271"/>
     <w:pPr>
@@ -3481,11 +3854,11 @@
       <w:szCs w:val="32"/>
     </w:rPr>
   </w:style>
-  <w:style w:type="paragraph" w:styleId="Titre4">
+  <w:style w:type="paragraph" w:styleId="Heading4">
     <w:name w:val="heading 4"/>
     <w:basedOn w:val="Normal"/>
     <w:next w:val="Normal"/>
-    <w:link w:val="Titre4Car"/>
+    <w:link w:val="Heading4Char"/>
     <w:qFormat/>
     <w:rsid w:val="00191271"/>
     <w:pPr>
@@ -3503,11 +3876,11 @@
       <w:szCs w:val="28"/>
     </w:rPr>
   </w:style>
-  <w:style w:type="paragraph" w:styleId="Titre5">
+  <w:style w:type="paragraph" w:styleId="Heading5">
     <w:name w:val="heading 5"/>
     <w:basedOn w:val="Normal"/>
     <w:next w:val="Normal"/>
-    <w:link w:val="Titre5Car"/>
+    <w:link w:val="Heading5Char"/>
     <w:qFormat/>
     <w:rsid w:val="00191271"/>
     <w:pPr>
@@ -3524,11 +3897,11 @@
       <w:szCs w:val="22"/>
     </w:rPr>
   </w:style>
-  <w:style w:type="paragraph" w:styleId="Titre6">
+  <w:style w:type="paragraph" w:styleId="Heading6">
     <w:name w:val="heading 6"/>
     <w:basedOn w:val="Normal"/>
     <w:next w:val="Normal"/>
-    <w:link w:val="Titre6Car"/>
+    <w:link w:val="Heading6Char"/>
     <w:qFormat/>
     <w:rsid w:val="00191271"/>
     <w:pPr>
@@ -3546,11 +3919,11 @@
       <w:szCs w:val="22"/>
     </w:rPr>
   </w:style>
-  <w:style w:type="paragraph" w:styleId="Titre7">
+  <w:style w:type="paragraph" w:styleId="Heading7">
     <w:name w:val="heading 7"/>
     <w:basedOn w:val="Normal"/>
     <w:next w:val="Normal"/>
-    <w:link w:val="Titre7Car"/>
+    <w:link w:val="Heading7Char"/>
     <w:qFormat/>
     <w:rsid w:val="00191271"/>
     <w:pPr>
@@ -3561,11 +3934,11 @@
       <w:rFonts w:ascii="Arial" w:hAnsi="Arial" w:cs="Arial"/>
     </w:rPr>
   </w:style>
-  <w:style w:type="paragraph" w:styleId="Titre8">
+  <w:style w:type="paragraph" w:styleId="Heading8">
     <w:name w:val="heading 8"/>
     <w:basedOn w:val="Normal"/>
     <w:next w:val="Normal"/>
-    <w:link w:val="Titre8Car"/>
+    <w:link w:val="Heading8Char"/>
     <w:qFormat/>
     <w:rsid w:val="00191271"/>
     <w:pPr>
@@ -3578,11 +3951,11 @@
       <w:iCs/>
     </w:rPr>
   </w:style>
-  <w:style w:type="paragraph" w:styleId="Titre9">
+  <w:style w:type="paragraph" w:styleId="Heading9">
     <w:name w:val="heading 9"/>
     <w:basedOn w:val="Normal"/>
     <w:next w:val="Normal"/>
-    <w:link w:val="Titre9Car"/>
+    <w:link w:val="Heading9Char"/>
     <w:qFormat/>
     <w:rsid w:val="00191271"/>
     <w:pPr>
@@ -3597,13 +3970,13 @@
       <w:szCs w:val="20"/>
     </w:rPr>
   </w:style>
-  <w:style w:type="character" w:default="1" w:styleId="Policepardfaut">
+  <w:style w:type="character" w:default="1" w:styleId="DefaultParagraphFont">
     <w:name w:val="Default Paragraph Font"/>
     <w:uiPriority w:val="1"/>
     <w:semiHidden/>
     <w:unhideWhenUsed/>
   </w:style>
-  <w:style w:type="table" w:default="1" w:styleId="TableauNormal">
+  <w:style w:type="table" w:default="1" w:styleId="TableNormal">
     <w:name w:val="Normal Table"/>
     <w:uiPriority w:val="99"/>
     <w:semiHidden/>
@@ -3618,15 +3991,15 @@
       </w:tblCellMar>
     </w:tblPr>
   </w:style>
-  <w:style w:type="numbering" w:default="1" w:styleId="Aucuneliste">
+  <w:style w:type="numbering" w:default="1" w:styleId="NoList">
     <w:name w:val="No List"/>
     <w:uiPriority w:val="99"/>
     <w:semiHidden/>
     <w:unhideWhenUsed/>
   </w:style>
-  <w:style w:type="character" w:customStyle="1" w:styleId="Titre1Car">
-    <w:name w:val="Titre 1 Car"/>
-    <w:link w:val="Titre1"/>
+  <w:style w:type="character" w:customStyle="1" w:styleId="Heading1Char">
+    <w:name w:val="Heading 1 Char"/>
+    <w:link w:val="Heading1"/>
     <w:locked/>
     <w:rsid w:val="00191271"/>
     <w:rPr>
@@ -3636,10 +4009,10 @@
       <w:lang w:val="fr-CH" w:eastAsia="fr-FR"/>
     </w:rPr>
   </w:style>
-  <w:style w:type="paragraph" w:styleId="Titre">
+  <w:style w:type="paragraph" w:styleId="Title">
     <w:name w:val="Title"/>
     <w:basedOn w:val="Normal"/>
-    <w:link w:val="TitreCar"/>
+    <w:link w:val="TitleChar"/>
     <w:qFormat/>
     <w:rsid w:val="00191271"/>
     <w:pPr>
@@ -3653,9 +4026,9 @@
       <w:szCs w:val="96"/>
     </w:rPr>
   </w:style>
-  <w:style w:type="character" w:customStyle="1" w:styleId="TitreCar">
-    <w:name w:val="Titre Car"/>
-    <w:link w:val="Titre"/>
+  <w:style w:type="character" w:customStyle="1" w:styleId="TitleChar">
+    <w:name w:val="Title Char"/>
+    <w:link w:val="Title"/>
     <w:locked/>
     <w:rsid w:val="00191271"/>
     <w:rPr>
@@ -3665,9 +4038,9 @@
       <w:lang w:val="fr-CH" w:eastAsia="fr-FR"/>
     </w:rPr>
   </w:style>
-  <w:style w:type="character" w:customStyle="1" w:styleId="Titre2Car">
-    <w:name w:val="Titre 2 Car"/>
-    <w:link w:val="Titre2"/>
+  <w:style w:type="character" w:customStyle="1" w:styleId="Heading2Char">
+    <w:name w:val="Heading 2 Char"/>
+    <w:link w:val="Heading2"/>
     <w:locked/>
     <w:rsid w:val="00191271"/>
     <w:rPr>
@@ -3677,9 +4050,9 @@
       <w:lang w:val="fr-CH" w:eastAsia="fr-FR"/>
     </w:rPr>
   </w:style>
-  <w:style w:type="character" w:customStyle="1" w:styleId="Titre3Car">
-    <w:name w:val="Titre 3 Car"/>
-    <w:link w:val="Titre3"/>
+  <w:style w:type="character" w:customStyle="1" w:styleId="Heading3Char">
+    <w:name w:val="Heading 3 Char"/>
+    <w:link w:val="Heading3"/>
     <w:locked/>
     <w:rsid w:val="00191271"/>
     <w:rPr>
@@ -3689,9 +4062,9 @@
       <w:lang w:val="fr-CH" w:eastAsia="fr-FR"/>
     </w:rPr>
   </w:style>
-  <w:style w:type="character" w:customStyle="1" w:styleId="Titre4Car">
-    <w:name w:val="Titre 4 Car"/>
-    <w:link w:val="Titre4"/>
+  <w:style w:type="character" w:customStyle="1" w:styleId="Heading4Char">
+    <w:name w:val="Heading 4 Char"/>
+    <w:link w:val="Heading4"/>
     <w:locked/>
     <w:rsid w:val="00191271"/>
     <w:rPr>
@@ -3701,9 +4074,9 @@
       <w:lang w:val="fr-CH" w:eastAsia="fr-FR"/>
     </w:rPr>
   </w:style>
-  <w:style w:type="character" w:customStyle="1" w:styleId="Titre5Car">
-    <w:name w:val="Titre 5 Car"/>
-    <w:link w:val="Titre5"/>
+  <w:style w:type="character" w:customStyle="1" w:styleId="Heading5Char">
+    <w:name w:val="Heading 5 Char"/>
+    <w:link w:val="Heading5"/>
     <w:locked/>
     <w:rsid w:val="00191271"/>
     <w:rPr>
@@ -3713,9 +4086,9 @@
       <w:lang w:val="fr-CH" w:eastAsia="fr-FR"/>
     </w:rPr>
   </w:style>
-  <w:style w:type="character" w:customStyle="1" w:styleId="Titre6Car">
-    <w:name w:val="Titre 6 Car"/>
-    <w:link w:val="Titre6"/>
+  <w:style w:type="character" w:customStyle="1" w:styleId="Heading6Char">
+    <w:name w:val="Heading 6 Char"/>
+    <w:link w:val="Heading6"/>
     <w:locked/>
     <w:rsid w:val="00191271"/>
     <w:rPr>
@@ -3726,9 +4099,9 @@
       <w:lang w:val="fr-CH" w:eastAsia="fr-FR"/>
     </w:rPr>
   </w:style>
-  <w:style w:type="character" w:customStyle="1" w:styleId="Titre7Car">
-    <w:name w:val="Titre 7 Car"/>
-    <w:link w:val="Titre7"/>
+  <w:style w:type="character" w:customStyle="1" w:styleId="Heading7Char">
+    <w:name w:val="Heading 7 Char"/>
+    <w:link w:val="Heading7"/>
     <w:locked/>
     <w:rsid w:val="00191271"/>
     <w:rPr>
@@ -3738,9 +4111,9 @@
       <w:lang w:val="fr-CH" w:eastAsia="fr-FR"/>
     </w:rPr>
   </w:style>
-  <w:style w:type="character" w:customStyle="1" w:styleId="Titre8Car">
-    <w:name w:val="Titre 8 Car"/>
-    <w:link w:val="Titre8"/>
+  <w:style w:type="character" w:customStyle="1" w:styleId="Heading8Char">
+    <w:name w:val="Heading 8 Char"/>
+    <w:link w:val="Heading8"/>
     <w:locked/>
     <w:rsid w:val="00191271"/>
     <w:rPr>
@@ -3752,9 +4125,9 @@
       <w:lang w:val="fr-CH" w:eastAsia="fr-FR"/>
     </w:rPr>
   </w:style>
-  <w:style w:type="character" w:customStyle="1" w:styleId="Titre9Car">
-    <w:name w:val="Titre 9 Car"/>
-    <w:link w:val="Titre9"/>
+  <w:style w:type="character" w:customStyle="1" w:styleId="Heading9Char">
+    <w:name w:val="Heading 9 Char"/>
+    <w:link w:val="Heading9"/>
     <w:locked/>
     <w:rsid w:val="00191271"/>
     <w:rPr>
@@ -3762,7 +4135,7 @@
       <w:lang w:val="fr-CH" w:eastAsia="fr-FR"/>
     </w:rPr>
   </w:style>
-  <w:style w:type="character" w:styleId="lev">
+  <w:style w:type="character" w:styleId="Strong">
     <w:name w:val="Strong"/>
     <w:qFormat/>
     <w:rsid w:val="00191271"/>
@@ -3851,10 +4224,10 @@
       <w:lang w:val="fr-CH" w:eastAsia="fr-FR"/>
     </w:rPr>
   </w:style>
-  <w:style w:type="paragraph" w:styleId="En-tte">
+  <w:style w:type="paragraph" w:styleId="Header">
     <w:name w:val="header"/>
     <w:basedOn w:val="Normal"/>
-    <w:link w:val="En-tteCar"/>
+    <w:link w:val="HeaderChar"/>
     <w:rsid w:val="002655E6"/>
     <w:pPr>
       <w:tabs>
@@ -3863,9 +4236,9 @@
       </w:tabs>
     </w:pPr>
   </w:style>
-  <w:style w:type="character" w:customStyle="1" w:styleId="En-tteCar">
-    <w:name w:val="En-tête Car"/>
-    <w:link w:val="En-tte"/>
+  <w:style w:type="character" w:customStyle="1" w:styleId="HeaderChar">
+    <w:name w:val="Header Char"/>
+    <w:link w:val="Header"/>
     <w:locked/>
     <w:rsid w:val="002655E6"/>
     <w:rPr>
@@ -3875,10 +4248,10 @@
       <w:lang w:val="fr-CH" w:eastAsia="fr-FR"/>
     </w:rPr>
   </w:style>
-  <w:style w:type="paragraph" w:styleId="Pieddepage">
+  <w:style w:type="paragraph" w:styleId="Footer">
     <w:name w:val="footer"/>
     <w:basedOn w:val="Normal"/>
-    <w:link w:val="PieddepageCar"/>
+    <w:link w:val="FooterChar"/>
     <w:rsid w:val="002655E6"/>
     <w:pPr>
       <w:tabs>
@@ -3887,9 +4260,9 @@
       </w:tabs>
     </w:pPr>
   </w:style>
-  <w:style w:type="character" w:customStyle="1" w:styleId="PieddepageCar">
-    <w:name w:val="Pied de page Car"/>
-    <w:link w:val="Pieddepage"/>
+  <w:style w:type="character" w:customStyle="1" w:styleId="FooterChar">
+    <w:name w:val="Footer Char"/>
+    <w:link w:val="Footer"/>
     <w:locked/>
     <w:rsid w:val="002655E6"/>
     <w:rPr>
@@ -3899,10 +4272,10 @@
       <w:lang w:val="fr-CH" w:eastAsia="fr-FR"/>
     </w:rPr>
   </w:style>
-  <w:style w:type="paragraph" w:styleId="Textedebulles">
+  <w:style w:type="paragraph" w:styleId="BalloonText">
     <w:name w:val="Balloon Text"/>
     <w:basedOn w:val="Normal"/>
-    <w:link w:val="TextedebullesCar"/>
+    <w:link w:val="BalloonTextChar"/>
     <w:semiHidden/>
     <w:rsid w:val="00D8070A"/>
     <w:rPr>
@@ -3911,9 +4284,9 @@
       <w:szCs w:val="16"/>
     </w:rPr>
   </w:style>
-  <w:style w:type="character" w:customStyle="1" w:styleId="TextedebullesCar">
-    <w:name w:val="Texte de bulles Car"/>
-    <w:link w:val="Textedebulles"/>
+  <w:style w:type="character" w:customStyle="1" w:styleId="BalloonTextChar">
+    <w:name w:val="Balloon Text Char"/>
+    <w:link w:val="BalloonText"/>
     <w:semiHidden/>
     <w:locked/>
     <w:rsid w:val="00D8070A"/>
@@ -3924,11 +4297,11 @@
       <w:lang w:val="fr-CH" w:eastAsia="fr-FR"/>
     </w:rPr>
   </w:style>
-  <w:style w:type="paragraph" w:styleId="Sous-titre">
+  <w:style w:type="paragraph" w:styleId="Subtitle">
     <w:name w:val="Subtitle"/>
     <w:basedOn w:val="Normal"/>
     <w:next w:val="Normal"/>
-    <w:link w:val="Sous-titreCar"/>
+    <w:link w:val="SubtitleChar"/>
     <w:qFormat/>
     <w:rsid w:val="00DA4DC3"/>
     <w:pPr>
@@ -3944,9 +4317,9 @@
       <w:spacing w:val="15"/>
     </w:rPr>
   </w:style>
-  <w:style w:type="character" w:customStyle="1" w:styleId="Sous-titreCar">
-    <w:name w:val="Sous-titre Car"/>
-    <w:link w:val="Sous-titre"/>
+  <w:style w:type="character" w:customStyle="1" w:styleId="SubtitleChar">
+    <w:name w:val="Subtitle Char"/>
+    <w:link w:val="Subtitle"/>
     <w:locked/>
     <w:rsid w:val="00DA4DC3"/>
     <w:rPr>
@@ -3960,7 +4333,7 @@
       <w:lang w:val="fr-CH" w:eastAsia="fr-FR"/>
     </w:rPr>
   </w:style>
-  <w:style w:type="character" w:styleId="Lienhypertexte">
+  <w:style w:type="character" w:styleId="Hyperlink">
     <w:name w:val="Hyperlink"/>
     <w:uiPriority w:val="99"/>
     <w:rsid w:val="005A4B48"/>
@@ -3970,7 +4343,7 @@
       <w:u w:val="single"/>
     </w:rPr>
   </w:style>
-  <w:style w:type="paragraph" w:styleId="Paragraphedeliste">
+  <w:style w:type="paragraph" w:styleId="ListParagraph">
     <w:name w:val="List Paragraph"/>
     <w:basedOn w:val="Normal"/>
     <w:uiPriority w:val="34"/>
@@ -4005,7 +4378,7 @@
   </w:style>
   <w:style w:type="character" w:customStyle="1" w:styleId="PieddepageETML-ESCar">
     <w:name w:val="Pied de page ETML-ES Car"/>
-    <w:basedOn w:val="Policepardfaut"/>
+    <w:basedOn w:val="DefaultParagraphFont"/>
     <w:link w:val="PieddepageETML-ES"/>
     <w:rsid w:val="00D45334"/>
     <w:rPr>
@@ -4038,7 +4411,7 @@
   </w:style>
   <w:style w:type="character" w:customStyle="1" w:styleId="En-tteETML-ESCar">
     <w:name w:val="En-tête ETML-ES Car"/>
-    <w:basedOn w:val="Policepardfaut"/>
+    <w:basedOn w:val="DefaultParagraphFont"/>
     <w:link w:val="En-tteETML-ES"/>
     <w:rsid w:val="00BD2325"/>
     <w:rPr>
@@ -4048,9 +4421,9 @@
       <w:szCs w:val="18"/>
     </w:rPr>
   </w:style>
-  <w:style w:type="character" w:styleId="Mentionnonrsolue">
+  <w:style w:type="character" w:styleId="UnresolvedMention">
     <w:name w:val="Unresolved Mention"/>
-    <w:basedOn w:val="Policepardfaut"/>
+    <w:basedOn w:val="DefaultParagraphFont"/>
     <w:uiPriority w:val="99"/>
     <w:semiHidden/>
     <w:unhideWhenUsed/>
@@ -4349,21 +4722,15 @@
 </file>
 
 <file path=customXml/item1.xml><?xml version="1.0" encoding="utf-8"?>
-<b:Sources xmlns:b="http://schemas.openxmlformats.org/officeDocument/2006/bibliography" xmlns="http://schemas.openxmlformats.org/officeDocument/2006/bibliography" SelectedStyle="\APA.XSL" StyleName="APA"/>
+<?mso-contentType ?>
+<FormTemplates xmlns="http://schemas.microsoft.com/sharepoint/v3/contenttype/forms">
+  <Display>DocumentLibraryForm</Display>
+  <Edit>DocumentLibraryForm</Edit>
+  <New>DocumentLibraryForm</New>
+</FormTemplates>
 </file>
 
 <file path=customXml/item2.xml><?xml version="1.0" encoding="utf-8"?>
-<p:properties xmlns:p="http://schemas.microsoft.com/office/2006/metadata/properties" xmlns:xsi="http://www.w3.org/2001/XMLSchema-instance" xmlns:pc="http://schemas.microsoft.com/office/infopath/2007/PartnerControls">
-  <documentManagement>
-    <TaxCatchAll xmlns="f7d9f5a6-831d-4621-8c77-cbcaf993e406" xsi:nil="true"/>
-    <lcf76f155ced4ddcb4097134ff3c332f xmlns="855f036e-00a9-480e-8309-7c710e134e0a">
-      <Terms xmlns="http://schemas.microsoft.com/office/infopath/2007/PartnerControls"/>
-    </lcf76f155ced4ddcb4097134ff3c332f>
-  </documentManagement>
-</p:properties>
-</file>
-
-<file path=customXml/item3.xml><?xml version="1.0" encoding="utf-8"?>
 <ct:contentTypeSchema xmlns:ct="http://schemas.microsoft.com/office/2006/metadata/contentType" xmlns:ma="http://schemas.microsoft.com/office/2006/metadata/properties/metaAttributes" ct:_="" ma:_="" ma:contentTypeName="Document" ma:contentTypeID="0x010100B0BC76B2D102614AB68281AB1B3655C7" ma:contentTypeVersion="18" ma:contentTypeDescription="Crée un document." ma:contentTypeScope="" ma:versionID="a5ba1717af84e34c0a7143409c151512">
   <xsd:schema xmlns:xsd="http://www.w3.org/2001/XMLSchema" xmlns:xs="http://www.w3.org/2001/XMLSchema" xmlns:p="http://schemas.microsoft.com/office/2006/metadata/properties" xmlns:ns2="855f036e-00a9-480e-8309-7c710e134e0a" xmlns:ns3="f7d9f5a6-831d-4621-8c77-cbcaf993e406" targetNamespace="http://schemas.microsoft.com/office/2006/metadata/properties" ma:root="true" ma:fieldsID="952f49621ca0688a3265094fe61dcb0c" ns2:_="" ns3:_="">
     <xsd:import namespace="855f036e-00a9-480e-8309-7c710e134e0a"/>
@@ -4618,35 +4985,30 @@
 </ct:contentTypeSchema>
 </file>
 
+<file path=customXml/item3.xml><?xml version="1.0" encoding="utf-8"?>
+<b:Sources xmlns:b="http://schemas.openxmlformats.org/officeDocument/2006/bibliography" xmlns="http://schemas.openxmlformats.org/officeDocument/2006/bibliography" SelectedStyle="\APA.XSL" StyleName="APA"/>
+</file>
+
 <file path=customXml/item4.xml><?xml version="1.0" encoding="utf-8"?>
-<?mso-contentType ?>
-<FormTemplates xmlns="http://schemas.microsoft.com/sharepoint/v3/contenttype/forms">
-  <Display>DocumentLibraryForm</Display>
-  <Edit>DocumentLibraryForm</Edit>
-  <New>DocumentLibraryForm</New>
-</FormTemplates>
+<p:properties xmlns:p="http://schemas.microsoft.com/office/2006/metadata/properties" xmlns:xsi="http://www.w3.org/2001/XMLSchema-instance" xmlns:pc="http://schemas.microsoft.com/office/infopath/2007/PartnerControls">
+  <documentManagement>
+    <TaxCatchAll xmlns="f7d9f5a6-831d-4621-8c77-cbcaf993e406" xsi:nil="true"/>
+    <lcf76f155ced4ddcb4097134ff3c332f xmlns="855f036e-00a9-480e-8309-7c710e134e0a">
+      <Terms xmlns="http://schemas.microsoft.com/office/infopath/2007/PartnerControls"/>
+    </lcf76f155ced4ddcb4097134ff3c332f>
+  </documentManagement>
+</p:properties>
 </file>
 
 <file path=customXml/itemProps1.xml><?xml version="1.0" encoding="utf-8"?>
-<ds:datastoreItem xmlns:ds="http://schemas.openxmlformats.org/officeDocument/2006/customXml" ds:itemID="{291CC5BD-35A6-41A9-B261-BC636867E62C}">
+<ds:datastoreItem xmlns:ds="http://schemas.openxmlformats.org/officeDocument/2006/customXml" ds:itemID="{631FEB60-E730-4A14-9F50-5235805E0623}">
   <ds:schemaRefs>
-    <ds:schemaRef ds:uri="http://schemas.openxmlformats.org/officeDocument/2006/bibliography"/>
+    <ds:schemaRef ds:uri="http://schemas.microsoft.com/sharepoint/v3/contenttype/forms"/>
   </ds:schemaRefs>
 </ds:datastoreItem>
 </file>
 
 <file path=customXml/itemProps2.xml><?xml version="1.0" encoding="utf-8"?>
-<ds:datastoreItem xmlns:ds="http://schemas.openxmlformats.org/officeDocument/2006/customXml" ds:itemID="{F8681EE4-451D-4DD6-810D-0A09C9094768}">
-  <ds:schemaRefs>
-    <ds:schemaRef ds:uri="http://schemas.microsoft.com/office/2006/metadata/properties"/>
-    <ds:schemaRef ds:uri="http://schemas.microsoft.com/office/infopath/2007/PartnerControls"/>
-    <ds:schemaRef ds:uri="f7d9f5a6-831d-4621-8c77-cbcaf993e406"/>
-    <ds:schemaRef ds:uri="855f036e-00a9-480e-8309-7c710e134e0a"/>
-  </ds:schemaRefs>
-</ds:datastoreItem>
-</file>
-
-<file path=customXml/itemProps3.xml><?xml version="1.0" encoding="utf-8"?>
 <ds:datastoreItem xmlns:ds="http://schemas.openxmlformats.org/officeDocument/2006/customXml" ds:itemID="{95F33295-DF49-4D67-A3FF-035C0D3248EC}">
   <ds:schemaRefs>
     <ds:schemaRef ds:uri="http://schemas.microsoft.com/office/2006/metadata/contentType"/>
@@ -4665,10 +5027,21 @@
 </ds:datastoreItem>
 </file>
 
+<file path=customXml/itemProps3.xml><?xml version="1.0" encoding="utf-8"?>
+<ds:datastoreItem xmlns:ds="http://schemas.openxmlformats.org/officeDocument/2006/customXml" ds:itemID="{291CC5BD-35A6-41A9-B261-BC636867E62C}">
+  <ds:schemaRefs>
+    <ds:schemaRef ds:uri="http://schemas.openxmlformats.org/officeDocument/2006/bibliography"/>
+  </ds:schemaRefs>
+</ds:datastoreItem>
+</file>
+
 <file path=customXml/itemProps4.xml><?xml version="1.0" encoding="utf-8"?>
-<ds:datastoreItem xmlns:ds="http://schemas.openxmlformats.org/officeDocument/2006/customXml" ds:itemID="{631FEB60-E730-4A14-9F50-5235805E0623}">
+<ds:datastoreItem xmlns:ds="http://schemas.openxmlformats.org/officeDocument/2006/customXml" ds:itemID="{F8681EE4-451D-4DD6-810D-0A09C9094768}">
   <ds:schemaRefs>
-    <ds:schemaRef ds:uri="http://schemas.microsoft.com/sharepoint/v3/contenttype/forms"/>
+    <ds:schemaRef ds:uri="http://schemas.microsoft.com/office/2006/metadata/properties"/>
+    <ds:schemaRef ds:uri="http://schemas.microsoft.com/office/infopath/2007/PartnerControls"/>
+    <ds:schemaRef ds:uri="f7d9f5a6-831d-4621-8c77-cbcaf993e406"/>
+    <ds:schemaRef ds:uri="855f036e-00a9-480e-8309-7c710e134e0a"/>
   </ds:schemaRefs>
 </ds:datastoreItem>
 </file>